--- a/Речь.docx
+++ b/Речь.docx
@@ -4,146 +4,160 @@
   <w:body>
     <w:p>
       <w:pPr>
-        <w:pStyle w:val="a7"/>
-        <w:numPr>
-          <w:ilvl w:val="0"/>
-          <w:numId w:val="1"/>
-        </w:numPr>
-      </w:pPr>
-      <w:r>
+        <w:rPr>
+          <w:rFonts w:ascii="Times New Roman" w:hAnsi="Times New Roman" w:cs="Times New Roman"/>
+          <w:sz w:val="24"/>
+          <w:szCs w:val="24"/>
+        </w:rPr>
+      </w:pPr>
+      <w:r>
+        <w:rPr>
+          <w:rFonts w:ascii="Times New Roman" w:hAnsi="Times New Roman" w:cs="Times New Roman"/>
+          <w:sz w:val="24"/>
+          <w:szCs w:val="24"/>
+        </w:rPr>
         <w:t>Добрый день, уважаемые члены комиссии.</w:t>
       </w:r>
       <w:r>
+        <w:rPr>
+          <w:rFonts w:ascii="Times New Roman" w:hAnsi="Times New Roman" w:cs="Times New Roman"/>
+          <w:sz w:val="24"/>
+          <w:szCs w:val="24"/>
+        </w:rPr>
         <w:br/>
-        <w:t>Тема моей выпускной квалификационной работы — математический анализ сложности алгоритмов сортировки методом рекуррентных соотношений. В качестве центрального примера в работе рассматривается чётно-нечётная сортировка слиянием Бэтчера — это сортировочная сеть с фиксированной структурой сравнений и высокой степенью параллелизма.</w:t>
+        <w:t xml:space="preserve">Тема моей выпускной квалификационной работы — </w:t>
+      </w:r>
+      <w:r>
+        <w:rPr>
+          <w:rFonts w:ascii="Times New Roman" w:hAnsi="Times New Roman" w:cs="Times New Roman"/>
+          <w:sz w:val="24"/>
+          <w:szCs w:val="24"/>
+        </w:rPr>
+        <w:t>Асимптотический анализ алгоритма сортировки Бэтчера и его сравнение с классическими методами сортировки</w:t>
+      </w:r>
+      <w:r>
+        <w:rPr>
+          <w:rFonts w:ascii="Times New Roman" w:hAnsi="Times New Roman" w:cs="Times New Roman"/>
+          <w:sz w:val="24"/>
+          <w:szCs w:val="24"/>
+        </w:rPr>
+        <w:t>. В качестве центрального примера в работе рассматривается чётно-нечётная сортировка слиянием Бэтчера — это сортировочная сеть с фиксированной структурой сравнений и высокой степенью параллелизма.</w:t>
       </w:r>
     </w:p>
     <w:p>
       <w:pPr>
-        <w:pStyle w:val="editorthemeparagraph"/>
-      </w:pPr>
+        <w:rPr>
+          <w:rFonts w:ascii="Times New Roman" w:eastAsia="Times New Roman" w:hAnsi="Times New Roman" w:cs="Times New Roman"/>
+          <w:kern w:val="0"/>
+          <w:sz w:val="24"/>
+          <w:szCs w:val="24"/>
+          <w:lang w:eastAsia="ru-RU"/>
+          <w14:ligatures w14:val="none"/>
+        </w:rPr>
+      </w:pPr>
+      <w:r>
+        <w:rPr>
+          <w:rFonts w:ascii="Times New Roman" w:eastAsia="Times New Roman" w:hAnsi="Times New Roman" w:cs="Times New Roman"/>
+          <w:kern w:val="0"/>
+          <w:sz w:val="24"/>
+          <w:szCs w:val="24"/>
+          <w:lang w:eastAsia="ru-RU"/>
+          <w14:ligatures w14:val="none"/>
+        </w:rPr>
+        <w:t xml:space="preserve">Актуальность работы связана с тем, что объёмы обрабатываемых данных постоянно растут, а сортировка остаётся одной из базовых операций в информатике. При этом всё большую роль играют параллельные и аппаратные вычислительные системы. Для них важны алгоритмы с регулярной структурой, которые можно заранее разложить на независимые </w:t>
+      </w:r>
+      <w:proofErr w:type="spellStart"/>
+      <w:proofErr w:type="gramStart"/>
+      <w:r>
+        <w:rPr>
+          <w:rFonts w:ascii="Times New Roman" w:eastAsia="Times New Roman" w:hAnsi="Times New Roman" w:cs="Times New Roman"/>
+          <w:kern w:val="0"/>
+          <w:sz w:val="24"/>
+          <w:szCs w:val="24"/>
+          <w:lang w:eastAsia="ru-RU"/>
+          <w14:ligatures w14:val="none"/>
+        </w:rPr>
+        <w:t>операции.Также</w:t>
+      </w:r>
+      <w:proofErr w:type="spellEnd"/>
+      <w:proofErr w:type="gramEnd"/>
+      <w:r>
+        <w:rPr>
+          <w:rFonts w:ascii="Times New Roman" w:eastAsia="Times New Roman" w:hAnsi="Times New Roman" w:cs="Times New Roman"/>
+          <w:kern w:val="0"/>
+          <w:sz w:val="24"/>
+          <w:szCs w:val="24"/>
+          <w:lang w:eastAsia="ru-RU"/>
+          <w14:ligatures w14:val="none"/>
+        </w:rPr>
+        <w:t xml:space="preserve"> важно, что оценка сложности должна быть независимой от конкретного компьютера, языка программирования и конкретного набора данных. Иначе мы сравниваем не сами алгоритмы, а особенности реализации или тестового стенда. Поэтому используется асимптотический анализ: он показывает, как растёт сложность при увеличении размера входа. В работе сделан акцент на том, что сортировку Бэтчера, классические сортировки и некоторые алгоритмы из криптографии можно рассматривать через общий аппарат рекуррентных соотношений.</w:t>
+      </w:r>
     </w:p>
     <w:p>
       <w:pPr>
         <w:pStyle w:val="editorthemeparagraph"/>
-        <w:numPr>
-          <w:ilvl w:val="0"/>
-          <w:numId w:val="1"/>
-        </w:numPr>
-      </w:pPr>
-      <w:r>
-        <w:t xml:space="preserve">Актуальность работы связана с тем, что объёмы обрабатываемых данных постоянно растут, а сортировка остаётся одной из базовых операций в информатике. При этом всё большую роль играют параллельные и аппаратные вычислительные системы, где обычные последовательные алгоритмы не всегда являются </w:t>
-      </w:r>
-      <w:proofErr w:type="spellStart"/>
-      <w:proofErr w:type="gramStart"/>
-      <w:r>
-        <w:t>оптимальными.Особый</w:t>
-      </w:r>
-      <w:proofErr w:type="spellEnd"/>
-      <w:proofErr w:type="gramEnd"/>
-      <w:r>
-        <w:t xml:space="preserve"> интерес представляют сортировочные сети. Они выполняют один и тот же набор сравнений для любого входа, поэтому удобны для параллельной и аппаратной реализации. Кроме того, в доступной учебной литературе анализ сортировки Бэтчера, классических сортировок и некоторых криптографических алгоритмов обычно рассматривается разрозненно. В работе сделана попытка показать, что многие из этих алгоритмов можно анализировать с помощью единого аппарата — рекуррентных соотношений.</w:t>
+      </w:pPr>
+      <w:r>
+        <w:t xml:space="preserve">Цель работы — не просто описать один алгоритм, а показать, как </w:t>
+      </w:r>
+      <w:r>
+        <w:t>анализировать</w:t>
+      </w:r>
+      <w:r>
+        <w:t xml:space="preserve"> цел</w:t>
+      </w:r>
+      <w:r>
+        <w:t xml:space="preserve">ый </w:t>
+      </w:r>
+      <w:r>
+        <w:t>класс алгоритмов.</w:t>
+      </w:r>
+      <w:r>
+        <w:t xml:space="preserve"> </w:t>
+      </w:r>
+      <w:r>
+        <w:t>Сначала были систематизированы методы асимптотического анализа. Затем был подробно разобран алгоритм Бэтчера: для него были получены формулы числа компараторов и глубины сети. После этого тот же подход был применён к классическим сортировкам, были выделены случаи, где метод работает напрямую, и случаи, где требуются другие методы. Дополнительно показано, что тот же аппарат применим к алгоритмам из криптографии и вычислительной алгебры. В конце результаты были проверены экспериментально на Python.</w:t>
       </w:r>
     </w:p>
     <w:p>
       <w:pPr>
-        <w:pStyle w:val="a7"/>
-      </w:pPr>
+        <w:pStyle w:val="editorthemeparagraph"/>
+      </w:pPr>
+      <w:r>
+        <w:t>Объектом исследования являются алгоритмы сортировки. В качестве основного примера была выбрана сортировка Бэтчера, потому что она хорошо показывает преимущества и ограничения метода рекуррентных соотношений.</w:t>
+      </w:r>
+      <w:r>
+        <w:t xml:space="preserve"> </w:t>
+      </w:r>
+      <w:proofErr w:type="gramStart"/>
+      <w:r>
+        <w:t>Сортировка</w:t>
+      </w:r>
+      <w:proofErr w:type="gramEnd"/>
+      <w:r>
+        <w:t xml:space="preserve"> Бэтчера — это не обычная сортировка с ветвлениями, как Quick </w:t>
+      </w:r>
+      <w:proofErr w:type="spellStart"/>
+      <w:r>
+        <w:t>Sort</w:t>
+      </w:r>
+      <w:proofErr w:type="spellEnd"/>
+      <w:r>
+        <w:t>. Это сортировочная сеть: заранее заданная последовательность компараторов. Для фиксированного размера входа схема сравнений всегда одна и та же. Поэтому число сравнений фиксировано и не зависит от того, отсортирован массив заранее или нет.</w:t>
+      </w:r>
     </w:p>
     <w:p>
       <w:pPr>
         <w:pStyle w:val="editorthemeparagraph"/>
-        <w:numPr>
-          <w:ilvl w:val="0"/>
-          <w:numId w:val="1"/>
-        </w:numPr>
-      </w:pPr>
-      <w:r>
-        <w:t xml:space="preserve">Цель работы — не просто описать один алгоритм, а показать, как метод рекуррентных соотношений применяется к целому классу </w:t>
-      </w:r>
-      <w:proofErr w:type="spellStart"/>
-      <w:proofErr w:type="gramStart"/>
-      <w:r>
-        <w:t>алгоритмов..</w:t>
-      </w:r>
-      <w:proofErr w:type="gramEnd"/>
-      <w:r>
-        <w:t>Сначала</w:t>
-      </w:r>
-      <w:proofErr w:type="spellEnd"/>
-      <w:r>
-        <w:t xml:space="preserve"> были систематизированы методы асимптотического анализа. Затем был подробно разобран алгоритм Бэтчера: для него были получены формулы числа компараторов и глубины сети. После этого тот же подход был применён к классическим сортировкам, были выделены случаи, где метод работает напрямую, и случаи, где требуются другие методы. Дополнительно показано, что тот же аппарат применим к алгоритмам из криптографии и вычислительной алгебры. В конце результаты были проверены экспериментально на Python.</w:t>
-      </w:r>
-    </w:p>
-    <w:p>
-      <w:pPr>
-        <w:pStyle w:val="a7"/>
-      </w:pPr>
-    </w:p>
-    <w:p>
-      <w:pPr>
-        <w:pStyle w:val="editorthemeparagraph"/>
-        <w:numPr>
-          <w:ilvl w:val="0"/>
-          <w:numId w:val="1"/>
-        </w:numPr>
-      </w:pPr>
-      <w:r>
-        <w:t xml:space="preserve">Объектом исследования являются алгоритмы сортировки. В качестве основного примера была выбрана сортировка Бэтчера, потому что она хорошо показывает преимущества и ограничения метода рекуррентных </w:t>
-      </w:r>
-      <w:proofErr w:type="spellStart"/>
-      <w:proofErr w:type="gramStart"/>
-      <w:r>
-        <w:t>соотношений.Сортировка</w:t>
-      </w:r>
-      <w:proofErr w:type="spellEnd"/>
-      <w:proofErr w:type="gramEnd"/>
-      <w:r>
-        <w:t xml:space="preserve"> Бэтчера — это не обычная сортировка с ветвлениями, как Quick </w:t>
-      </w:r>
-      <w:proofErr w:type="spellStart"/>
-      <w:r>
-        <w:t>Sort</w:t>
-      </w:r>
-      <w:proofErr w:type="spellEnd"/>
-      <w:r>
-        <w:t>. Это сортировочная сеть: заранее заданная последовательность компараторов. Для фиксированного размера входа схема сравнений всегда одна и та же. Поэтому число сравнений фиксировано и не зависит от того, отсортирован массив заранее или нет.</w:t>
-      </w:r>
-    </w:p>
-    <w:p>
-      <w:pPr>
-        <w:pStyle w:val="a7"/>
-      </w:pPr>
-    </w:p>
-    <w:p>
-      <w:pPr>
-        <w:pStyle w:val="editorthemeparagraph"/>
-        <w:numPr>
-          <w:ilvl w:val="0"/>
-          <w:numId w:val="1"/>
-        </w:numPr>
       </w:pPr>
       <w:r>
         <w:t>Сортировочная сеть состоит из компараторов. Каждый компаратор берёт два элемента и располагает их в правильном порядке: меньший идёт на меньший индекс, больший — на больший.</w:t>
       </w:r>
-    </w:p>
-    <w:p>
-      <w:pPr>
-        <w:pStyle w:val="editorthemeparagraph"/>
-        <w:ind w:left="720"/>
-      </w:pPr>
-      <w:r>
-        <w:t xml:space="preserve">Главное отличие от обычных сортировок состоит в том, что сеть не адаптируется к входу. Она всегда выполняет один и тот же набор сравнений. Это даёт </w:t>
-      </w:r>
-      <w:r>
-        <w:lastRenderedPageBreak/>
-        <w:t>предсказуемость и высокую параллельность.</w:t>
-      </w:r>
-      <w:r>
-        <w:t xml:space="preserve"> </w:t>
-      </w:r>
-      <w:r>
-        <w:t xml:space="preserve">Для сортировки Бэтчера в работе была получена точная формула числа компараторов. Её асимптотика равна </w:t>
+      <w:r>
+        <w:t xml:space="preserve"> </w:t>
+      </w:r>
+      <w:r>
+        <w:t xml:space="preserve">Главное отличие от обычных сортировок состоит в том, что сеть не адаптируется к входу. Она всегда выполняет один и тот же набор сравнений. Это даёт предсказуемость и высокую параллельность. Для сортировки Бэтчера в работе была получена точная формула числа компараторов. Её асимптотика равна </w:t>
       </w:r>
       <m:oMath>
         <m:r>
@@ -299,10 +313,6 @@
     <w:p>
       <w:pPr>
         <w:pStyle w:val="editorthemeparagraph"/>
-        <w:numPr>
-          <w:ilvl w:val="0"/>
-          <w:numId w:val="1"/>
-        </w:numPr>
       </w:pPr>
       <w:r>
         <w:t>Предметом исследования являются методы асимптотического анализа. В работе рассматриваются разные методы: мастер-теорема, метод Акра–</w:t>
@@ -313,14 +323,15 @@
       </w:r>
       <w:proofErr w:type="spellEnd"/>
       <w:r>
-        <w:t xml:space="preserve">, прямой подсчёт, вероятностный и амортизированный </w:t>
-      </w:r>
-      <w:proofErr w:type="spellStart"/>
+        <w:t>, прямой подсчёт, вероятностный и амортизированный анализ.</w:t>
+      </w:r>
+      <w:r>
+        <w:t xml:space="preserve"> </w:t>
+      </w:r>
       <w:proofErr w:type="gramStart"/>
       <w:r>
-        <w:t>анализ.Но</w:t>
-      </w:r>
-      <w:proofErr w:type="spellEnd"/>
+        <w:t>Но</w:t>
+      </w:r>
       <w:proofErr w:type="gramEnd"/>
       <w:r>
         <w:t xml:space="preserve"> основным методом выбран метод раскрутки рекуррентных соотношений. Причина в том, что он позволяет получить не только порядок роста, например </w:t>
@@ -368,390 +379,554 @@
       <w:r>
         <w:t xml:space="preserve">, но и точную формулу. Для сортировки Бэтчера это особенно важно, потому что число компараторов фиксировано, и его можно выразить </w:t>
       </w:r>
-      <w:proofErr w:type="spellStart"/>
-      <w:proofErr w:type="gramStart"/>
-      <w:r>
-        <w:t>точно.Кроме</w:t>
-      </w:r>
-      <w:proofErr w:type="spellEnd"/>
-      <w:proofErr w:type="gramEnd"/>
-      <w:r>
-        <w:t xml:space="preserve"> того, метод раскрутки хорошо показывает, как формируется сложность: что даёт каждый уровень рекурсии и как эти уровни суммируются.</w:t>
+      <w:r>
+        <w:lastRenderedPageBreak/>
+        <w:t>точно.</w:t>
+      </w:r>
+      <w:r>
+        <w:t xml:space="preserve"> </w:t>
+      </w:r>
+      <w:r>
+        <w:t>Кроме того, метод раскрутки хорошо показывает, как формируется сложность: что даёт каждый уровень рекурсии и как эти уровни суммируются.</w:t>
       </w:r>
     </w:p>
     <w:p>
       <w:pPr>
         <w:pStyle w:val="editorthemeparagraph"/>
-        <w:ind w:left="720"/>
-      </w:pPr>
+      </w:pPr>
+      <w:r>
+        <w:t xml:space="preserve">Покажу пример метода на операции чётно-нечётного слияния Бэтчера. Эта операция делает два рекурсивных слияния размера </w:t>
+      </w:r>
+      <w:r>
+        <w:rPr>
+          <w:rStyle w:val="mord"/>
+          <w:rFonts w:eastAsiaTheme="majorEastAsia"/>
+        </w:rPr>
+        <w:t>n/2</w:t>
+      </w:r>
+      <w:r>
+        <w:t xml:space="preserve">, а затем выполняет </w:t>
+      </w:r>
+      <w:r>
+        <w:rPr>
+          <w:rStyle w:val="mord"/>
+          <w:rFonts w:eastAsiaTheme="majorEastAsia"/>
+        </w:rPr>
+        <w:t>n/2</w:t>
+      </w:r>
+      <w:r>
+        <w:rPr>
+          <w:rStyle w:val="mbin"/>
+          <w:rFonts w:eastAsiaTheme="majorEastAsia"/>
+        </w:rPr>
+        <w:t>−</w:t>
+      </w:r>
+      <w:r>
+        <w:rPr>
+          <w:rStyle w:val="mord"/>
+          <w:rFonts w:eastAsiaTheme="majorEastAsia"/>
+        </w:rPr>
+        <w:t>1</w:t>
+      </w:r>
+      <w:r>
+        <w:t xml:space="preserve"> дополнительных сравнений. Поэтому возникает рекуррентность как на слайде</w:t>
+      </w:r>
+      <w:r>
+        <w:t xml:space="preserve">. </w:t>
+      </w:r>
+      <w:r>
+        <w:t xml:space="preserve">Далее делаем замену </w:t>
+      </w:r>
+      <w:r>
+        <w:rPr>
+          <w:rStyle w:val="mord"/>
+          <w:rFonts w:eastAsiaTheme="majorEastAsia"/>
+        </w:rPr>
+        <w:t>n</w:t>
+      </w:r>
+      <w:r>
+        <w:rPr>
+          <w:rStyle w:val="mrel"/>
+          <w:rFonts w:eastAsiaTheme="majorEastAsia"/>
+        </w:rPr>
+        <w:t>=</w:t>
+      </w:r>
+      <w:r>
+        <w:rPr>
+          <w:rStyle w:val="mord"/>
+          <w:rFonts w:eastAsiaTheme="majorEastAsia"/>
+        </w:rPr>
+        <w:t>2m</w:t>
+      </w:r>
+      <w:r>
+        <w:t xml:space="preserve"> и последовательно подставляем рекуррентность саму в себя. После </w:t>
+      </w:r>
+      <w:r>
+        <w:rPr>
+          <w:rStyle w:val="mord"/>
+          <w:rFonts w:eastAsiaTheme="majorEastAsia"/>
+        </w:rPr>
+        <w:t>k</w:t>
+      </w:r>
+      <w:r>
+        <w:t xml:space="preserve"> шагов получается общая формула. Когда мы доходим до базового случая </w:t>
+      </w:r>
+      <w:proofErr w:type="gramStart"/>
+      <w:r>
+        <w:rPr>
+          <w:rStyle w:val="mord"/>
+          <w:rFonts w:eastAsiaTheme="majorEastAsia"/>
+        </w:rPr>
+        <w:t>M</w:t>
+      </w:r>
+      <w:r>
+        <w:rPr>
+          <w:rStyle w:val="mopen"/>
+        </w:rPr>
+        <w:t>(</w:t>
+      </w:r>
+      <w:proofErr w:type="gramEnd"/>
+      <w:r>
+        <w:rPr>
+          <w:rStyle w:val="mord"/>
+          <w:rFonts w:eastAsiaTheme="majorEastAsia"/>
+        </w:rPr>
+        <w:t>2</w:t>
+      </w:r>
+      <w:r>
+        <w:rPr>
+          <w:rStyle w:val="mclose"/>
+        </w:rPr>
+        <w:t>)</w:t>
+      </w:r>
+      <w:r>
+        <w:rPr>
+          <w:rStyle w:val="mrel"/>
+          <w:rFonts w:eastAsiaTheme="majorEastAsia"/>
+        </w:rPr>
+        <w:t>=</w:t>
+      </w:r>
+      <w:r>
+        <w:rPr>
+          <w:rStyle w:val="mord"/>
+          <w:rFonts w:eastAsiaTheme="majorEastAsia"/>
+        </w:rPr>
+        <w:t>1</w:t>
+      </w:r>
+      <w:r>
+        <w:t xml:space="preserve">, получаем точную формулу: Это пример того, почему метод раскрутки удобен: он не просто говорит, что сложность </w:t>
+      </w:r>
+      <w:r>
+        <w:rPr>
+          <w:rStyle w:val="mord"/>
+          <w:rFonts w:eastAsiaTheme="majorEastAsia"/>
+        </w:rPr>
+        <w:t>Θ</w:t>
+      </w:r>
+      <w:r>
+        <w:rPr>
+          <w:rStyle w:val="mopen"/>
+          <w:rFonts w:eastAsiaTheme="majorEastAsia"/>
+        </w:rPr>
+        <w:t>(</w:t>
+      </w:r>
+      <w:proofErr w:type="spellStart"/>
+      <w:r>
+        <w:rPr>
+          <w:rStyle w:val="mord"/>
+          <w:rFonts w:eastAsiaTheme="majorEastAsia"/>
+        </w:rPr>
+        <w:t>n</w:t>
+      </w:r>
+      <w:r>
+        <w:rPr>
+          <w:rStyle w:val="mop"/>
+          <w:rFonts w:eastAsiaTheme="majorEastAsia"/>
+        </w:rPr>
+        <w:t>log</w:t>
+      </w:r>
+      <w:r>
+        <w:rPr>
+          <w:rStyle w:val="mord"/>
+          <w:rFonts w:eastAsiaTheme="majorEastAsia"/>
+        </w:rPr>
+        <w:t>n</w:t>
+      </w:r>
+      <w:proofErr w:type="spellEnd"/>
+      <w:r>
+        <w:rPr>
+          <w:rStyle w:val="mclose"/>
+        </w:rPr>
+        <w:t>)</w:t>
+      </w:r>
+      <w:r>
+        <w:t>, а даёт точное число компараторов.</w:t>
+      </w:r>
     </w:p>
     <w:p>
       <w:pPr>
         <w:pStyle w:val="editorthemeparagraph"/>
-        <w:numPr>
-          <w:ilvl w:val="0"/>
-          <w:numId w:val="1"/>
-        </w:numPr>
-      </w:pPr>
-      <w:r>
-        <w:t xml:space="preserve">Покажу пример метода на операции чётно-нечётного слияния Бэтчера. Эта операция делает два рекурсивных слияния размера </w:t>
-      </w:r>
-      <w:r>
-        <w:rPr>
-          <w:rStyle w:val="mord"/>
-          <w:rFonts w:eastAsiaTheme="majorEastAsia"/>
-        </w:rPr>
-        <w:t>n/2</w:t>
-      </w:r>
-      <w:r>
-        <w:t xml:space="preserve">, а затем выполняет </w:t>
-      </w:r>
-      <w:r>
-        <w:rPr>
-          <w:rStyle w:val="mord"/>
-          <w:rFonts w:eastAsiaTheme="majorEastAsia"/>
-        </w:rPr>
-        <w:t>n/2</w:t>
-      </w:r>
-      <w:r>
-        <w:rPr>
-          <w:rStyle w:val="mbin"/>
-          <w:rFonts w:eastAsiaTheme="majorEastAsia"/>
-        </w:rPr>
-        <w:t>−</w:t>
-      </w:r>
-      <w:r>
-        <w:rPr>
-          <w:rStyle w:val="mord"/>
-          <w:rFonts w:eastAsiaTheme="majorEastAsia"/>
-        </w:rPr>
-        <w:t>1</w:t>
-      </w:r>
-      <w:r>
-        <w:t xml:space="preserve"> дополнительных сравнений. Поэтому возникает рекуррентность</w:t>
-      </w:r>
-      <w:r>
-        <w:t xml:space="preserve"> как на слайде</w:t>
-      </w:r>
-      <w:r>
-        <w:t>.</w:t>
+      </w:pPr>
+      <w:r>
+        <w:t>В работе были выделены три условия, при которых метод раскрутки применяется напрямую.</w:t>
       </w:r>
       <w:r>
         <w:t xml:space="preserve"> </w:t>
       </w:r>
       <w:proofErr w:type="gramStart"/>
       <w:r>
-        <w:t>Далее</w:t>
+        <w:t>Первое</w:t>
       </w:r>
       <w:proofErr w:type="gramEnd"/>
       <w:r>
-        <w:t xml:space="preserve"> делаем замену </w:t>
-      </w:r>
-      <w:r>
-        <w:rPr>
-          <w:rStyle w:val="mord"/>
-          <w:rFonts w:eastAsiaTheme="majorEastAsia"/>
-        </w:rPr>
-        <w:t>n</w:t>
-      </w:r>
-      <w:r>
-        <w:rPr>
-          <w:rStyle w:val="mrel"/>
-          <w:rFonts w:eastAsiaTheme="majorEastAsia"/>
-        </w:rPr>
-        <w:t>=</w:t>
-      </w:r>
-      <w:r>
-        <w:rPr>
-          <w:rStyle w:val="mord"/>
-          <w:rFonts w:eastAsiaTheme="majorEastAsia"/>
-        </w:rPr>
-        <w:t>2m</w:t>
-      </w:r>
-      <w:r>
-        <w:t xml:space="preserve"> и последовательно подставляем рекуррентность саму в себя. После </w:t>
-      </w:r>
-      <w:r>
-        <w:rPr>
-          <w:rStyle w:val="mord"/>
-          <w:rFonts w:eastAsiaTheme="majorEastAsia"/>
-        </w:rPr>
-        <w:t>k</w:t>
-      </w:r>
-      <w:r>
-        <w:t xml:space="preserve"> шагов получается общая формула. Когда мы доходим до базового случая </w:t>
+        <w:t xml:space="preserve"> — алгоритм должен иметь рекурсивную структуру. То есть задача размера n должна сводиться к подзадачам того же типа.</w:t>
+      </w:r>
+      <w:r>
+        <w:t xml:space="preserve"> </w:t>
       </w:r>
       <w:proofErr w:type="gramStart"/>
       <w:r>
-        <w:rPr>
-          <w:rStyle w:val="mord"/>
-          <w:rFonts w:eastAsiaTheme="majorEastAsia"/>
-        </w:rPr>
-        <w:t>M</w:t>
-      </w:r>
-      <w:r>
-        <w:rPr>
-          <w:rStyle w:val="mopen"/>
-        </w:rPr>
-        <w:t>(</w:t>
+        <w:t>Второе</w:t>
       </w:r>
       <w:proofErr w:type="gramEnd"/>
       <w:r>
-        <w:rPr>
-          <w:rStyle w:val="mord"/>
-          <w:rFonts w:eastAsiaTheme="majorEastAsia"/>
-        </w:rPr>
-        <w:t>2</w:t>
-      </w:r>
-      <w:r>
-        <w:rPr>
-          <w:rStyle w:val="mclose"/>
-        </w:rPr>
-        <w:t>)</w:t>
-      </w:r>
-      <w:r>
-        <w:rPr>
-          <w:rStyle w:val="mrel"/>
-          <w:rFonts w:eastAsiaTheme="majorEastAsia"/>
-        </w:rPr>
-        <w:t>=</w:t>
-      </w:r>
-      <w:r>
-        <w:rPr>
-          <w:rStyle w:val="mord"/>
-          <w:rFonts w:eastAsiaTheme="majorEastAsia"/>
-        </w:rPr>
-        <w:t>1</w:t>
-      </w:r>
-      <w:r>
-        <w:t>, получаем точную формулу:</w:t>
-      </w:r>
-      <w:r>
-        <w:t xml:space="preserve"> </w:t>
-      </w:r>
-      <w:r>
-        <w:t xml:space="preserve">Это пример того, почему метод раскрутки удобен: он не просто говорит, что сложность </w:t>
-      </w:r>
-      <w:r>
-        <w:rPr>
-          <w:rStyle w:val="mord"/>
-          <w:rFonts w:eastAsiaTheme="majorEastAsia"/>
-        </w:rPr>
-        <w:t>Θ</w:t>
-      </w:r>
-      <w:r>
-        <w:rPr>
-          <w:rStyle w:val="mopen"/>
-          <w:rFonts w:eastAsiaTheme="majorEastAsia"/>
-        </w:rPr>
-        <w:t>(</w:t>
-      </w:r>
-      <w:proofErr w:type="spellStart"/>
-      <w:r>
-        <w:rPr>
-          <w:rStyle w:val="mord"/>
-          <w:rFonts w:eastAsiaTheme="majorEastAsia"/>
-        </w:rPr>
-        <w:t>n</w:t>
-      </w:r>
-      <w:r>
-        <w:rPr>
-          <w:rStyle w:val="mop"/>
-          <w:rFonts w:eastAsiaTheme="majorEastAsia"/>
-        </w:rPr>
-        <w:t>log</w:t>
-      </w:r>
-      <w:r>
-        <w:rPr>
-          <w:rStyle w:val="mord"/>
-          <w:rFonts w:eastAsiaTheme="majorEastAsia"/>
-        </w:rPr>
-        <w:t>n</w:t>
-      </w:r>
-      <w:proofErr w:type="spellEnd"/>
-      <w:r>
-        <w:rPr>
-          <w:rStyle w:val="mclose"/>
-        </w:rPr>
-        <w:t>)</w:t>
-      </w:r>
-      <w:r>
-        <w:t>, а даёт точное число компараторов.</w:t>
+        <w:t xml:space="preserve"> — размеры подзадач должны быть детерминированы. Например, у Бэтчера всегда возникают подзадачи размера n/2.</w:t>
+      </w:r>
+      <w:r>
+        <w:t xml:space="preserve"> </w:t>
+      </w:r>
+      <w:r>
+        <w:t>Третье — работа вне рекурсии должна явно выражаться как функция от n.</w:t>
+      </w:r>
+      <w:r>
+        <w:t xml:space="preserve"> </w:t>
+      </w:r>
+      <w:r>
+        <w:t>Если хотя бы одно из этих условий нарушается, обычная раскрутка либо усложняется, либо становится неприменимой.</w:t>
       </w:r>
     </w:p>
     <w:p>
       <w:pPr>
-        <w:pStyle w:val="a7"/>
-      </w:pPr>
+        <w:pStyle w:val="editorthemeparagraph"/>
+      </w:pPr>
+      <w:r>
+        <w:t>А на</w:t>
+      </w:r>
+      <w:r>
+        <w:t xml:space="preserve"> этом слайде показано, какие сортировки соответствуют условиям применимости </w:t>
+      </w:r>
+      <w:proofErr w:type="spellStart"/>
+      <w:proofErr w:type="gramStart"/>
+      <w:r>
+        <w:t>метода.Сортировка</w:t>
+      </w:r>
+      <w:proofErr w:type="spellEnd"/>
+      <w:proofErr w:type="gramEnd"/>
+      <w:r>
+        <w:t xml:space="preserve"> Бэтчера, </w:t>
+      </w:r>
+      <w:proofErr w:type="spellStart"/>
+      <w:r>
+        <w:t>Merge</w:t>
+      </w:r>
+      <w:proofErr w:type="spellEnd"/>
+      <w:r>
+        <w:t xml:space="preserve"> </w:t>
+      </w:r>
+      <w:proofErr w:type="spellStart"/>
+      <w:r>
+        <w:t>Sort</w:t>
+      </w:r>
+      <w:proofErr w:type="spellEnd"/>
+      <w:r>
+        <w:t xml:space="preserve"> и </w:t>
+      </w:r>
+      <w:proofErr w:type="spellStart"/>
+      <w:r>
+        <w:t>Bitonic</w:t>
+      </w:r>
+      <w:proofErr w:type="spellEnd"/>
+      <w:r>
+        <w:t xml:space="preserve"> </w:t>
+      </w:r>
+      <w:proofErr w:type="spellStart"/>
+      <w:r>
+        <w:t>Sort</w:t>
+      </w:r>
+      <w:proofErr w:type="spellEnd"/>
+      <w:r>
+        <w:t xml:space="preserve"> подходят идеально: у них есть рекурсия, размеры подзадач фиксированы, и работа объединения выражается явно.</w:t>
+      </w:r>
+      <w:r>
+        <w:t xml:space="preserve"> </w:t>
+      </w:r>
+      <w:r>
+        <w:t xml:space="preserve">Quick </w:t>
+      </w:r>
+      <w:proofErr w:type="spellStart"/>
+      <w:r>
+        <w:t>Sort</w:t>
+      </w:r>
+      <w:proofErr w:type="spellEnd"/>
+      <w:r>
+        <w:t xml:space="preserve"> в лучшем и худшем случаях тоже можно анализировать через рекуррентности, потому что размер подзадач зафиксирован сценарием: либо пополам, либо </w:t>
+      </w:r>
+      <w:r>
+        <w:rPr>
+          <w:rStyle w:val="mord"/>
+          <w:rFonts w:eastAsiaTheme="majorEastAsia"/>
+        </w:rPr>
+        <w:t>n</w:t>
+      </w:r>
+      <w:r>
+        <w:rPr>
+          <w:rStyle w:val="mbin"/>
+          <w:rFonts w:eastAsiaTheme="majorEastAsia"/>
+        </w:rPr>
+        <w:t>−</w:t>
+      </w:r>
+      <w:r>
+        <w:rPr>
+          <w:rStyle w:val="mord"/>
+          <w:rFonts w:eastAsiaTheme="majorEastAsia"/>
+        </w:rPr>
+        <w:t>1</w:t>
+      </w:r>
+      <w:r>
+        <w:t xml:space="preserve"> и 0.</w:t>
+      </w:r>
     </w:p>
     <w:p>
       <w:pPr>
         <w:pStyle w:val="editorthemeparagraph"/>
-        <w:numPr>
-          <w:ilvl w:val="0"/>
-          <w:numId w:val="1"/>
-        </w:numPr>
-      </w:pPr>
-      <w:r>
-        <w:t xml:space="preserve">В работе были выделены три условия, при которых метод раскрутки применяется </w:t>
+      </w:pPr>
+      <w:r>
+        <w:t xml:space="preserve">Здесь показаны алгоритмы, для которых метод рекуррентных соотношений либо не подходит напрямую, либо требует модификаций. Например, средний случай Quick </w:t>
+      </w:r>
+      <w:proofErr w:type="spellStart"/>
+      <w:r>
+        <w:t>Sort</w:t>
+      </w:r>
+      <w:proofErr w:type="spellEnd"/>
+      <w:r>
+        <w:t xml:space="preserve"> требует вероятностного анализа, потому что размер подзадач зависит от случайного положения опорного элемента.</w:t>
+      </w:r>
+      <w:r>
+        <w:t xml:space="preserve"> </w:t>
+      </w:r>
+      <w:proofErr w:type="spellStart"/>
+      <w:r>
+        <w:t>Heap</w:t>
+      </w:r>
+      <w:proofErr w:type="spellEnd"/>
+      <w:r>
+        <w:t xml:space="preserve"> </w:t>
+      </w:r>
+      <w:proofErr w:type="spellStart"/>
+      <w:r>
+        <w:t>Sort</w:t>
+      </w:r>
+      <w:proofErr w:type="spellEnd"/>
+      <w:r>
+        <w:t xml:space="preserve"> анализируется через прямое суммирование, поскольку алгоритм не делит массив на рекурсивные подзадачи </w:t>
       </w:r>
       <w:proofErr w:type="spellStart"/>
       <w:proofErr w:type="gramStart"/>
       <w:r>
-        <w:t>напрямую.Первое</w:t>
+        <w:t>сортировки.Shellsort</w:t>
       </w:r>
       <w:proofErr w:type="spellEnd"/>
       <w:proofErr w:type="gramEnd"/>
       <w:r>
-        <w:t xml:space="preserve"> — алгоритм должен иметь рекурсивную структуру. То есть задача размера n должна сводиться к подзадачам того же </w:t>
-      </w:r>
-      <w:proofErr w:type="spellStart"/>
-      <w:proofErr w:type="gramStart"/>
-      <w:r>
-        <w:t>типа.Второе</w:t>
-      </w:r>
-      <w:proofErr w:type="spellEnd"/>
-      <w:proofErr w:type="gramEnd"/>
-      <w:r>
-        <w:t xml:space="preserve"> — размеры подзадач должны быть детерминированы. Например, у Бэтчера всегда возникают подзадачи размера n/</w:t>
-      </w:r>
-      <w:proofErr w:type="gramStart"/>
-      <w:r>
-        <w:t>2.Третье</w:t>
-      </w:r>
-      <w:proofErr w:type="gramEnd"/>
-      <w:r>
-        <w:t xml:space="preserve"> — работа вне рекурсии должна явно выражаться как функция от </w:t>
-      </w:r>
-      <w:proofErr w:type="spellStart"/>
-      <w:r>
-        <w:t>n.Если</w:t>
-      </w:r>
-      <w:proofErr w:type="spellEnd"/>
-      <w:r>
-        <w:t xml:space="preserve"> хотя бы одно из этих условий нарушается, обычная раскрутка либо усложняется, либо становится неприменимой.</w:t>
+        <w:t xml:space="preserve"> зависит от выбранной последовательности шагов, поэтому для него нет одной универсальной рекуррентности.</w:t>
+      </w:r>
+      <w:r>
+        <w:t xml:space="preserve"> </w:t>
+      </w:r>
+      <w:proofErr w:type="spellStart"/>
+      <w:r>
+        <w:t>Tim</w:t>
+      </w:r>
+      <w:proofErr w:type="spellEnd"/>
+      <w:r>
+        <w:t xml:space="preserve"> </w:t>
+      </w:r>
+      <w:proofErr w:type="spellStart"/>
+      <w:r>
+        <w:t>Sort</w:t>
+      </w:r>
+      <w:proofErr w:type="spellEnd"/>
+      <w:r>
+        <w:t xml:space="preserve"> адаптивен: он ищет естественные серии во входном массиве, поэтому размеры подзадач зависят от данных. Для таких алгоритмов больше подходит амортизированный анализ. </w:t>
       </w:r>
     </w:p>
     <w:p>
       <w:pPr>
-        <w:pStyle w:val="a7"/>
-      </w:pPr>
+        <w:pStyle w:val="editorthemeparagraph"/>
+      </w:pPr>
+      <w:r>
+        <w:t xml:space="preserve"> Дополнительно в работе показано, что тот же метод применим не только к </w:t>
+      </w:r>
+      <w:proofErr w:type="spellStart"/>
+      <w:proofErr w:type="gramStart"/>
+      <w:r>
+        <w:t>сортировкам.Например</w:t>
+      </w:r>
+      <w:proofErr w:type="spellEnd"/>
+      <w:proofErr w:type="gramEnd"/>
+      <w:r>
+        <w:t>, алгоритм Карацубы для умножения больших чисел разбивает числа пополам и вместо четырёх умножений половинок выполняет три</w:t>
+      </w:r>
+      <w:r>
+        <w:t>.</w:t>
+      </w:r>
+      <w:r>
+        <w:t xml:space="preserve"> </w:t>
+      </w:r>
+      <w:r>
+        <w:t>Алгоритм Toom-3 является развитием этой идеи и даёт ещё меньший показатель.</w:t>
+      </w:r>
+      <w:r>
+        <w:t xml:space="preserve"> </w:t>
+      </w:r>
+      <w:r>
+        <w:t>Алгоритм Штрассена для матричного умножения заменяет восемь рекурсивных умножений семью</w:t>
+      </w:r>
     </w:p>
     <w:p>
       <w:pPr>
         <w:pStyle w:val="editorthemeparagraph"/>
-        <w:numPr>
-          <w:ilvl w:val="0"/>
-          <w:numId w:val="1"/>
-        </w:numPr>
-      </w:pPr>
-      <w:r>
-        <w:t xml:space="preserve">а этом слайде показано, какие сортировки соответствуют условиям применимости </w:t>
-      </w:r>
-      <w:proofErr w:type="spellStart"/>
+      </w:pPr>
+      <w:r>
+        <w:t>Отдельно интересна аналогия между чётно-нечётным слиянием Бэтчера и алгоритмом Кули–</w:t>
+      </w:r>
+      <w:proofErr w:type="spellStart"/>
+      <w:r>
+        <w:t>Тьюки</w:t>
+      </w:r>
+      <w:proofErr w:type="spellEnd"/>
+      <w:r>
+        <w:t xml:space="preserve"> для FFT, а также </w:t>
+      </w:r>
+      <w:proofErr w:type="spellStart"/>
+      <w:r>
+        <w:t>NTT.Оба</w:t>
+      </w:r>
+      <w:proofErr w:type="spellEnd"/>
+      <w:r>
+        <w:t xml:space="preserve"> алгоритма используют разбиение по чётности индексов. У Бэтчера отдельно обрабатываются элементы на чётных и нечётных позициях. В FFT отдельно рассматриваются чётные и нечётные коэффициенты.</w:t>
+      </w:r>
+      <w:r>
+        <w:t xml:space="preserve"> </w:t>
+      </w:r>
       <w:proofErr w:type="gramStart"/>
       <w:r>
-        <w:t>метода.Сортировка</w:t>
-      </w:r>
-      <w:proofErr w:type="spellEnd"/>
+        <w:t>В</w:t>
+      </w:r>
       <w:proofErr w:type="gramEnd"/>
       <w:r>
-        <w:t xml:space="preserve"> Бэтчера, </w:t>
-      </w:r>
-      <w:proofErr w:type="spellStart"/>
-      <w:r>
-        <w:t>Merge</w:t>
-      </w:r>
-      <w:proofErr w:type="spellEnd"/>
-      <w:r>
-        <w:t xml:space="preserve"> </w:t>
-      </w:r>
-      <w:proofErr w:type="spellStart"/>
-      <w:r>
-        <w:t>Sort</w:t>
-      </w:r>
-      <w:proofErr w:type="spellEnd"/>
-      <w:r>
-        <w:t xml:space="preserve"> и </w:t>
-      </w:r>
-      <w:proofErr w:type="spellStart"/>
-      <w:r>
-        <w:t>Bitonic</w:t>
-      </w:r>
-      <w:proofErr w:type="spellEnd"/>
-      <w:r>
-        <w:t xml:space="preserve"> </w:t>
-      </w:r>
-      <w:proofErr w:type="spellStart"/>
-      <w:r>
-        <w:t>Sort</w:t>
-      </w:r>
-      <w:proofErr w:type="spellEnd"/>
-      <w:r>
-        <w:t xml:space="preserve"> подходят идеально: у них есть рекурсия, размеры подзадач фиксированы, и работа объединения выражается </w:t>
-      </w:r>
-      <w:proofErr w:type="spellStart"/>
-      <w:r>
-        <w:t>явно.Quick</w:t>
-      </w:r>
-      <w:proofErr w:type="spellEnd"/>
-      <w:r>
-        <w:t xml:space="preserve"> </w:t>
-      </w:r>
-      <w:proofErr w:type="spellStart"/>
-      <w:r>
-        <w:t>Sort</w:t>
-      </w:r>
-      <w:proofErr w:type="spellEnd"/>
-      <w:r>
-        <w:t xml:space="preserve"> в лучшем и худшем случаях тоже можно анализировать через рекуррентности, потому что размер подзадач зафиксирован сценарием: либо пополам, либо </w:t>
-      </w:r>
-      <w:r>
-        <w:rPr>
-          <w:rStyle w:val="mord"/>
-          <w:rFonts w:eastAsiaTheme="majorEastAsia"/>
-        </w:rPr>
-        <w:t>n</w:t>
-      </w:r>
-      <w:r>
-        <w:rPr>
-          <w:rStyle w:val="mbin"/>
-          <w:rFonts w:eastAsiaTheme="majorEastAsia"/>
-        </w:rPr>
-        <w:t>−</w:t>
-      </w:r>
-      <w:r>
-        <w:rPr>
-          <w:rStyle w:val="mord"/>
-          <w:rFonts w:eastAsiaTheme="majorEastAsia"/>
-        </w:rPr>
-        <w:t>1</w:t>
-      </w:r>
-      <w:r>
-        <w:t xml:space="preserve"> и 0.</w:t>
+        <w:t xml:space="preserve"> обоих случаях получается две подзадачи размера n/2, а затем выполняется операция объединения. У Бэтчера это финальные компараторы, у FFT — операции «бабочки».</w:t>
+      </w:r>
+      <w:r>
+        <w:t xml:space="preserve"> </w:t>
+      </w:r>
+      <w:r>
+        <w:t xml:space="preserve">Это важно, потому что NTT используется в современных постквантовых криптографических схемах. </w:t>
       </w:r>
     </w:p>
     <w:p>
       <w:pPr>
-        <w:pStyle w:val="a7"/>
-      </w:pPr>
+        <w:pStyle w:val="editorthemeparagraph"/>
+      </w:pPr>
+      <w:r>
+        <w:t xml:space="preserve">Для проверки формул была написана реализация сортировки Бэтчера на Python со счётчиком сравнений. Эксперименты проводились для размеров </w:t>
+      </w:r>
+      <m:oMath>
+        <m:r>
+          <w:rPr>
+            <w:rStyle w:val="mord"/>
+            <w:rFonts w:ascii="Cambria Math" w:eastAsiaTheme="majorEastAsia" w:hAnsi="Cambria Math"/>
+          </w:rPr>
+          <m:t>n</m:t>
+        </m:r>
+        <m:r>
+          <w:rPr>
+            <w:rStyle w:val="mrel"/>
+            <w:rFonts w:ascii="Cambria Math" w:eastAsiaTheme="majorEastAsia" w:hAnsi="Cambria Math"/>
+          </w:rPr>
+          <m:t>=</m:t>
+        </m:r>
+        <m:sSup>
+          <m:sSupPr>
+            <m:ctrlPr>
+              <w:rPr>
+                <w:rStyle w:val="mord"/>
+                <w:rFonts w:ascii="Cambria Math" w:eastAsiaTheme="majorEastAsia" w:hAnsi="Cambria Math"/>
+                <w:i/>
+                <w:lang w:val="en-US"/>
+              </w:rPr>
+            </m:ctrlPr>
+          </m:sSupPr>
+          <m:e>
+            <m:r>
+              <w:rPr>
+                <w:rStyle w:val="mord"/>
+                <w:rFonts w:ascii="Cambria Math" w:eastAsiaTheme="majorEastAsia" w:hAnsi="Cambria Math"/>
+              </w:rPr>
+              <m:t>2</m:t>
+            </m:r>
+            <m:ctrlPr>
+              <w:rPr>
+                <w:rStyle w:val="mord"/>
+                <w:rFonts w:ascii="Cambria Math" w:eastAsiaTheme="majorEastAsia" w:hAnsi="Cambria Math"/>
+                <w:i/>
+              </w:rPr>
+            </m:ctrlPr>
+          </m:e>
+          <m:sup>
+            <m:r>
+              <w:rPr>
+                <w:rStyle w:val="mord"/>
+                <w:rFonts w:ascii="Cambria Math" w:eastAsiaTheme="majorEastAsia" w:hAnsi="Cambria Math"/>
+              </w:rPr>
+              <m:t>k</m:t>
+            </m:r>
+          </m:sup>
+        </m:sSup>
+      </m:oMath>
+      <w:r>
+        <w:t xml:space="preserve">.На графике показаны две кривые: теоретическая и эмпирическая. Они полностью совпадают. Это </w:t>
+      </w:r>
+      <w:r>
+        <w:lastRenderedPageBreak/>
+        <w:t>ожидаемо, потому что сортировка Бэтчера является сортировочной сетью, и число сравнений не зависит от входных данных.</w:t>
+      </w:r>
+      <w:r>
+        <w:t xml:space="preserve"> </w:t>
+      </w:r>
+      <w:proofErr w:type="gramStart"/>
+      <w:r>
+        <w:t>Таким</w:t>
+      </w:r>
+      <w:proofErr w:type="gramEnd"/>
+      <w:r>
+        <w:t xml:space="preserve"> образом, эксперимент подтверждает точную формулу для числа компараторов полной сети.</w:t>
+      </w:r>
     </w:p>
     <w:p>
       <w:pPr>
         <w:pStyle w:val="editorthemeparagraph"/>
-        <w:numPr>
-          <w:ilvl w:val="0"/>
-          <w:numId w:val="1"/>
-        </w:numPr>
-      </w:pPr>
-      <w:r>
-        <w:t>Здесь показаны алгоритмы, для которых метод рекуррентных соотношений либо не подходит напрямую, либо требует модификаций.</w:t>
-      </w:r>
-      <w:r>
-        <w:t xml:space="preserve"> </w:t>
-      </w:r>
-      <w:r>
-        <w:t xml:space="preserve">Например, средний случай Quick </w:t>
+      </w:pPr>
+      <w:r>
+        <w:t xml:space="preserve">На сводном графике видно различие между классами сложности. </w:t>
+      </w:r>
+      <w:proofErr w:type="spellStart"/>
+      <w:r>
+        <w:t>Merge</w:t>
+      </w:r>
+      <w:proofErr w:type="spellEnd"/>
+      <w:r>
+        <w:t xml:space="preserve"> </w:t>
       </w:r>
       <w:proofErr w:type="spellStart"/>
       <w:r>
@@ -759,11 +934,11 @@
       </w:r>
       <w:proofErr w:type="spellEnd"/>
       <w:r>
-        <w:t xml:space="preserve"> требует вероятностного анализа, потому что размер подзадач зависит от случайного положения опорного </w:t>
-      </w:r>
-      <w:proofErr w:type="spellStart"/>
-      <w:r>
-        <w:t>элемента.Heap</w:t>
+        <w:t xml:space="preserve">, </w:t>
+      </w:r>
+      <w:proofErr w:type="spellStart"/>
+      <w:r>
+        <w:t>Heap</w:t>
       </w:r>
       <w:proofErr w:type="spellEnd"/>
       <w:r>
@@ -775,27 +950,7 @@
       </w:r>
       <w:proofErr w:type="spellEnd"/>
       <w:r>
-        <w:t xml:space="preserve"> анализируется через прямое </w:t>
-      </w:r>
-      <w:r>
-        <w:lastRenderedPageBreak/>
-        <w:t xml:space="preserve">суммирование, поскольку алгоритм не делит массив на рекурсивные подзадачи </w:t>
-      </w:r>
-      <w:proofErr w:type="spellStart"/>
-      <w:r>
-        <w:t>сортировки.Shellsort</w:t>
-      </w:r>
-      <w:proofErr w:type="spellEnd"/>
-      <w:r>
-        <w:t xml:space="preserve"> зависит от выбранной последовательности шагов, поэтому для него нет одной универсальной </w:t>
-      </w:r>
-      <w:proofErr w:type="spellStart"/>
-      <w:r>
-        <w:t>рекуррентности.Tim</w:t>
-      </w:r>
-      <w:proofErr w:type="spellEnd"/>
-      <w:r>
-        <w:t xml:space="preserve"> </w:t>
+        <w:t xml:space="preserve"> и Quick </w:t>
       </w:r>
       <w:proofErr w:type="spellStart"/>
       <w:r>
@@ -803,464 +958,202 @@
       </w:r>
       <w:proofErr w:type="spellEnd"/>
       <w:r>
-        <w:t xml:space="preserve"> адаптивен: он ищет естественные серии во входном массиве, поэтому размеры подзадач зависят от данных. Для таких алгоритмов больше подходит амортизированный анализ.</w:t>
-      </w:r>
-      <w:r>
-        <w:t xml:space="preserve"> </w:t>
+        <w:t xml:space="preserve"> в среднем случае растут как </w:t>
+      </w:r>
+      <w:proofErr w:type="spellStart"/>
+      <w:r>
+        <w:rPr>
+          <w:rStyle w:val="mord"/>
+          <w:rFonts w:eastAsiaTheme="majorEastAsia"/>
+        </w:rPr>
+        <w:t>n</w:t>
+      </w:r>
+      <w:r>
+        <w:rPr>
+          <w:rStyle w:val="mop"/>
+          <w:rFonts w:eastAsiaTheme="majorEastAsia"/>
+        </w:rPr>
+        <w:t>log</w:t>
+      </w:r>
+      <w:r>
+        <w:rPr>
+          <w:rStyle w:val="mord"/>
+          <w:rFonts w:eastAsiaTheme="majorEastAsia"/>
+        </w:rPr>
+        <w:t>n</w:t>
+      </w:r>
+      <w:proofErr w:type="spellEnd"/>
+      <w:r>
+        <w:t xml:space="preserve">. Сортировка Бэтчера и </w:t>
+      </w:r>
+      <w:proofErr w:type="spellStart"/>
+      <w:r>
+        <w:t>Bitonic</w:t>
+      </w:r>
+      <w:proofErr w:type="spellEnd"/>
+      <w:r>
+        <w:t xml:space="preserve"> </w:t>
+      </w:r>
+      <w:proofErr w:type="spellStart"/>
+      <w:r>
+        <w:t>Sort</w:t>
+      </w:r>
+      <w:proofErr w:type="spellEnd"/>
+      <w:r>
+        <w:t xml:space="preserve"> находятся выше, потому что их сложность </w:t>
+      </w:r>
+      <w:r>
+        <w:rPr>
+          <w:rStyle w:val="mord"/>
+          <w:rFonts w:eastAsiaTheme="majorEastAsia"/>
+        </w:rPr>
+        <w:t>n</w:t>
+      </w:r>
+      <w:r>
+        <w:rPr>
+          <w:rStyle w:val="mop"/>
+          <w:rFonts w:eastAsiaTheme="majorEastAsia"/>
+        </w:rPr>
+        <w:t>log</w:t>
+      </w:r>
+      <w:r>
+        <w:rPr>
+          <w:rStyle w:val="mord"/>
+          <w:rFonts w:eastAsiaTheme="majorEastAsia"/>
+        </w:rPr>
+        <w:t>2n</w:t>
+      </w:r>
+      <w:r>
+        <w:t>. Но они имеют другое преимущество — фиксированную структуру и хорошую параллельность.</w:t>
+      </w:r>
+      <w:r>
+        <w:t xml:space="preserve"> </w:t>
+      </w:r>
+      <w:proofErr w:type="gramStart"/>
+      <w:r>
+        <w:t>Квадратичные</w:t>
+      </w:r>
+      <w:proofErr w:type="gramEnd"/>
+      <w:r>
+        <w:t xml:space="preserve"> алгоритмы, такие как </w:t>
+      </w:r>
+      <w:proofErr w:type="spellStart"/>
+      <w:r>
+        <w:t>Insertion</w:t>
+      </w:r>
+      <w:proofErr w:type="spellEnd"/>
+      <w:r>
+        <w:t xml:space="preserve"> </w:t>
+      </w:r>
+      <w:proofErr w:type="spellStart"/>
+      <w:r>
+        <w:t>Sort</w:t>
+      </w:r>
+      <w:proofErr w:type="spellEnd"/>
+      <w:r>
+        <w:t xml:space="preserve"> в худшем случае и Quick </w:t>
+      </w:r>
+      <w:proofErr w:type="spellStart"/>
+      <w:r>
+        <w:t>Sort</w:t>
+      </w:r>
+      <w:proofErr w:type="spellEnd"/>
+      <w:r>
+        <w:t xml:space="preserve"> в худшем случае, быстро уходят вверх. А сортировка </w:t>
+      </w:r>
+      <w:proofErr w:type="spellStart"/>
+      <w:r>
+        <w:t>Студжа</w:t>
+      </w:r>
+      <w:proofErr w:type="spellEnd"/>
+      <w:r>
+        <w:t xml:space="preserve"> растёт ещё быстрее, поэтому в эксперименте она ограничена небольшими размерами входа.</w:t>
+      </w:r>
+      <w:r>
+        <w:t xml:space="preserve"> </w:t>
+      </w:r>
+      <w:proofErr w:type="gramStart"/>
+      <w:r>
+        <w:t>Главный</w:t>
+      </w:r>
+      <w:proofErr w:type="gramEnd"/>
+      <w:r>
+        <w:t xml:space="preserve"> вывод из графика: </w:t>
+      </w:r>
+      <w:proofErr w:type="spellStart"/>
+      <w:r>
+        <w:t>Бэтчер</w:t>
+      </w:r>
+      <w:proofErr w:type="spellEnd"/>
+      <w:r>
+        <w:t xml:space="preserve"> не лучший для последовательного выполнения, но хорошо подходит для параллельных и аппаратных сценариев.</w:t>
       </w:r>
     </w:p>
     <w:p>
       <w:pPr>
-        <w:pStyle w:val="a7"/>
-      </w:pPr>
+        <w:pStyle w:val="editorthemeparagraph"/>
+      </w:pPr>
+      <w:r>
+        <w:t xml:space="preserve">В результате работы были получены точные формулы для сортировки Бэтчера: для операции слияния, для полной сортировки и для глубины сети. Также были сформулированы условия, при которых метод рекуррентных соотношений применим напрямую. Это позволило классифицировать алгоритмы сортировки: какие анализируются раскруткой, а какие требуют вероятностного, амортизированного или прямого анализа. Дополнительно было показано, что тот же подход применим к алгоритмам вычислительной алгебры, например к </w:t>
+      </w:r>
+      <w:proofErr w:type="spellStart"/>
+      <w:r>
+        <w:t>Карацубе</w:t>
+      </w:r>
+      <w:proofErr w:type="spellEnd"/>
+      <w:r>
+        <w:t>, FFT/NTT,</w:t>
+      </w:r>
+      <w:r>
+        <w:t xml:space="preserve"> </w:t>
+      </w:r>
+      <w:r>
+        <w:t>Экспериментальная часть подтвердила полученные формулы и показала различие между классами сложности на практике.</w:t>
+      </w:r>
     </w:p>
     <w:p>
       <w:pPr>
         <w:pStyle w:val="editorthemeparagraph"/>
-        <w:numPr>
-          <w:ilvl w:val="0"/>
-          <w:numId w:val="1"/>
-        </w:numPr>
-      </w:pPr>
-      <w:r>
-        <w:t xml:space="preserve"> </w:t>
-      </w:r>
-      <w:r>
-        <w:t xml:space="preserve">Дополнительно в работе показано, что тот же метод применим не только к </w:t>
-      </w:r>
-      <w:proofErr w:type="spellStart"/>
-      <w:proofErr w:type="gramStart"/>
-      <w:r>
-        <w:t>сортировкам.Например</w:t>
-      </w:r>
-      <w:proofErr w:type="spellEnd"/>
-      <w:proofErr w:type="gramEnd"/>
-      <w:r>
-        <w:t xml:space="preserve">, алгоритм Карацубы для умножения больших чисел разбивает числа пополам и вместо четырёх умножений половинок выполняет </w:t>
-      </w:r>
-      <w:proofErr w:type="spellStart"/>
-      <w:r>
-        <w:t>триАлгоритм</w:t>
-      </w:r>
-      <w:proofErr w:type="spellEnd"/>
-      <w:r>
-        <w:t xml:space="preserve"> Toom-3 является развитием этой идеи и даёт ещё меньший </w:t>
-      </w:r>
-      <w:proofErr w:type="spellStart"/>
-      <w:r>
-        <w:t>показатель.Алгоритм</w:t>
-      </w:r>
-      <w:proofErr w:type="spellEnd"/>
-      <w:r>
-        <w:t xml:space="preserve"> Штрассена для матричного умножения заменяет восемь рекурсивных умножений семью</w:t>
+      </w:pPr>
+      <w:r>
+        <w:t xml:space="preserve">Все материалы работы доступны в репозитории </w:t>
+      </w:r>
+      <w:proofErr w:type="spellStart"/>
+      <w:r>
+        <w:t>GitHub</w:t>
+      </w:r>
+      <w:proofErr w:type="spellEnd"/>
+      <w:r>
+        <w:t>. В нём размещены исходные тексты, экспериментальные ноутбуки, реализации алгоритмов сортировки и дополнительные материалы. Спасибо за внимание. Готов ответить на вопросы.</w:t>
       </w:r>
     </w:p>
     <w:p>
       <w:pPr>
-        <w:pStyle w:val="a7"/>
+        <w:pStyle w:val="editorthemeparagraph"/>
+        <w:ind w:left="720"/>
       </w:pPr>
     </w:p>
     <w:p>
       <w:pPr>
         <w:pStyle w:val="editorthemeparagraph"/>
-        <w:numPr>
-          <w:ilvl w:val="0"/>
-          <w:numId w:val="1"/>
-        </w:numPr>
-      </w:pPr>
-      <w:r>
-        <w:t>Отдельно интересна аналогия между чётно-нечётным слиянием Бэтчера и алгоритмом Кули–</w:t>
-      </w:r>
-      <w:proofErr w:type="spellStart"/>
-      <w:r>
-        <w:t>Тьюки</w:t>
-      </w:r>
-      <w:proofErr w:type="spellEnd"/>
-      <w:r>
-        <w:t xml:space="preserve"> для FFT, а также </w:t>
-      </w:r>
-      <w:proofErr w:type="spellStart"/>
-      <w:r>
-        <w:t>NTT.Оба</w:t>
-      </w:r>
-      <w:proofErr w:type="spellEnd"/>
-      <w:r>
-        <w:t xml:space="preserve"> алгоритма используют разбиение по чётности индексов. У Бэтчера отдельно обрабатываются элементы на чётных и нечётных позициях. В FFT отдельно рассматриваются чётные и нечётные </w:t>
-      </w:r>
-      <w:proofErr w:type="spellStart"/>
-      <w:proofErr w:type="gramStart"/>
-      <w:r>
-        <w:t>коэффициенты.В</w:t>
-      </w:r>
-      <w:proofErr w:type="spellEnd"/>
-      <w:proofErr w:type="gramEnd"/>
-      <w:r>
-        <w:t xml:space="preserve"> обоих случаях получается две подзадачи размера n/2, а затем выполняется операция объединения. У Бэтчера это финальные компараторы, у FFT — операции «</w:t>
-      </w:r>
-      <w:proofErr w:type="spellStart"/>
-      <w:r>
-        <w:t>бабочки</w:t>
-      </w:r>
-      <w:proofErr w:type="gramStart"/>
-      <w:r>
-        <w:t>».Это</w:t>
-      </w:r>
-      <w:proofErr w:type="spellEnd"/>
-      <w:proofErr w:type="gramEnd"/>
-      <w:r>
-        <w:t xml:space="preserve"> важно, потому что NTT используется в современных постквантовых криптографических схемах. Поэтому метод анализа рекуррентностей связывает сортировочные</w:t>
-      </w:r>
+        <w:ind w:left="360"/>
+      </w:pPr>
     </w:p>
     <w:p>
       <w:pPr>
-        <w:pStyle w:val="a7"/>
+        <w:pStyle w:val="editorthemeparagraph"/>
+        <w:ind w:left="360"/>
       </w:pPr>
     </w:p>
     <w:p>
       <w:pPr>
-        <w:pStyle w:val="editorthemeparagraph"/>
-        <w:numPr>
-          <w:ilvl w:val="0"/>
-          <w:numId w:val="1"/>
-        </w:numPr>
-      </w:pPr>
-      <w:r>
-        <w:t>Д</w:t>
-      </w:r>
-      <w:r>
-        <w:t xml:space="preserve">ля проверки формул была написана реализация сортировки Бэтчера на Python со счётчиком сравнений. Эксперименты проводились для размеров </w:t>
-      </w:r>
-      <w:r>
-        <w:rPr>
-          <w:rStyle w:val="mord"/>
-          <w:rFonts w:eastAsiaTheme="majorEastAsia"/>
-        </w:rPr>
-        <w:t>n</w:t>
-      </w:r>
-      <w:r>
-        <w:rPr>
-          <w:rStyle w:val="mrel"/>
-          <w:rFonts w:eastAsiaTheme="majorEastAsia"/>
-        </w:rPr>
-        <w:t>=</w:t>
-      </w:r>
-      <w:r>
-        <w:rPr>
-          <w:rStyle w:val="mord"/>
-          <w:rFonts w:eastAsiaTheme="majorEastAsia"/>
-        </w:rPr>
-        <w:t>2k</w:t>
-      </w:r>
-      <w:r>
-        <w:t xml:space="preserve">.На графике показаны две кривые: теоретическая и эмпирическая. Они полностью совпадают. Это ожидаемо, потому что сортировка Бэтчера является сортировочной сетью, и число сравнений не зависит от входных </w:t>
-      </w:r>
-      <w:proofErr w:type="spellStart"/>
-      <w:proofErr w:type="gramStart"/>
-      <w:r>
-        <w:t>данных.Таким</w:t>
-      </w:r>
-      <w:proofErr w:type="spellEnd"/>
-      <w:proofErr w:type="gramEnd"/>
-      <w:r>
-        <w:t xml:space="preserve"> образом, эксперимент подтверждает точную формулу для числа компараторов полной сети.</w:t>
-      </w:r>
+        <w:rPr>
+          <w:rFonts w:ascii="Times New Roman" w:hAnsi="Times New Roman" w:cs="Times New Roman"/>
+          <w:sz w:val="24"/>
+          <w:szCs w:val="24"/>
+        </w:rPr>
+      </w:pPr>
     </w:p>
-    <w:p>
-      <w:pPr>
-        <w:pStyle w:val="a7"/>
-      </w:pPr>
-    </w:p>
-    <w:p>
-      <w:pPr>
-        <w:pStyle w:val="editorthemeparagraph"/>
-        <w:numPr>
-          <w:ilvl w:val="0"/>
-          <w:numId w:val="1"/>
-        </w:numPr>
-      </w:pPr>
-      <w:r>
-        <w:t>На сводном графике видно различие между классами сложности.</w:t>
-      </w:r>
-      <w:r>
-        <w:t xml:space="preserve"> </w:t>
-      </w:r>
-      <w:proofErr w:type="spellStart"/>
-      <w:r>
-        <w:t>Merge</w:t>
-      </w:r>
-      <w:proofErr w:type="spellEnd"/>
-      <w:r>
-        <w:t xml:space="preserve"> </w:t>
-      </w:r>
-      <w:proofErr w:type="spellStart"/>
-      <w:r>
-        <w:t>Sort</w:t>
-      </w:r>
-      <w:proofErr w:type="spellEnd"/>
-      <w:r>
-        <w:t xml:space="preserve">, </w:t>
-      </w:r>
-      <w:proofErr w:type="spellStart"/>
-      <w:r>
-        <w:t>Heap</w:t>
-      </w:r>
-      <w:proofErr w:type="spellEnd"/>
-      <w:r>
-        <w:t xml:space="preserve"> </w:t>
-      </w:r>
-      <w:proofErr w:type="spellStart"/>
-      <w:r>
-        <w:t>Sort</w:t>
-      </w:r>
-      <w:proofErr w:type="spellEnd"/>
-      <w:r>
-        <w:t xml:space="preserve"> и Quick </w:t>
-      </w:r>
-      <w:proofErr w:type="spellStart"/>
-      <w:r>
-        <w:t>Sort</w:t>
-      </w:r>
-      <w:proofErr w:type="spellEnd"/>
-      <w:r>
-        <w:t xml:space="preserve"> в среднем случае растут как </w:t>
-      </w:r>
-      <w:proofErr w:type="spellStart"/>
-      <w:r>
-        <w:rPr>
-          <w:rStyle w:val="mord"/>
-          <w:rFonts w:eastAsiaTheme="majorEastAsia"/>
-        </w:rPr>
-        <w:t>n</w:t>
-      </w:r>
-      <w:r>
-        <w:rPr>
-          <w:rStyle w:val="mop"/>
-          <w:rFonts w:eastAsiaTheme="majorEastAsia"/>
-        </w:rPr>
-        <w:t>log</w:t>
-      </w:r>
-      <w:r>
-        <w:rPr>
-          <w:rStyle w:val="mord"/>
-          <w:rFonts w:eastAsiaTheme="majorEastAsia"/>
-        </w:rPr>
-        <w:t>n</w:t>
-      </w:r>
-      <w:proofErr w:type="spellEnd"/>
-      <w:r>
-        <w:t xml:space="preserve">. Сортировка Бэтчера и </w:t>
-      </w:r>
-      <w:proofErr w:type="spellStart"/>
-      <w:r>
-        <w:t>Bitonic</w:t>
-      </w:r>
-      <w:proofErr w:type="spellEnd"/>
-      <w:r>
-        <w:t xml:space="preserve"> </w:t>
-      </w:r>
-      <w:proofErr w:type="spellStart"/>
-      <w:r>
-        <w:t>Sort</w:t>
-      </w:r>
-      <w:proofErr w:type="spellEnd"/>
-      <w:r>
-        <w:t xml:space="preserve"> находятся выше, потому что их сложность </w:t>
-      </w:r>
-      <w:r>
-        <w:rPr>
-          <w:rStyle w:val="mord"/>
-          <w:rFonts w:eastAsiaTheme="majorEastAsia"/>
-        </w:rPr>
-        <w:t>n</w:t>
-      </w:r>
-      <w:r>
-        <w:rPr>
-          <w:rStyle w:val="mop"/>
-          <w:rFonts w:eastAsiaTheme="majorEastAsia"/>
-        </w:rPr>
-        <w:t>log</w:t>
-      </w:r>
-      <w:r>
-        <w:rPr>
-          <w:rStyle w:val="mord"/>
-          <w:rFonts w:eastAsiaTheme="majorEastAsia"/>
-        </w:rPr>
-        <w:t>2n</w:t>
-      </w:r>
-      <w:r>
-        <w:t xml:space="preserve">. Но они имеют другое преимущество — фиксированную структуру и хорошую </w:t>
-      </w:r>
-      <w:proofErr w:type="spellStart"/>
-      <w:proofErr w:type="gramStart"/>
-      <w:r>
-        <w:t>параллельность.Квадратичные</w:t>
-      </w:r>
-      <w:proofErr w:type="spellEnd"/>
-      <w:proofErr w:type="gramEnd"/>
-      <w:r>
-        <w:t xml:space="preserve"> алгоритмы, такие как </w:t>
-      </w:r>
-      <w:proofErr w:type="spellStart"/>
-      <w:r>
-        <w:t>Insertion</w:t>
-      </w:r>
-      <w:proofErr w:type="spellEnd"/>
-      <w:r>
-        <w:t xml:space="preserve"> </w:t>
-      </w:r>
-      <w:proofErr w:type="spellStart"/>
-      <w:r>
-        <w:t>Sort</w:t>
-      </w:r>
-      <w:proofErr w:type="spellEnd"/>
-      <w:r>
-        <w:t xml:space="preserve"> в худшем случае и Quick </w:t>
-      </w:r>
-      <w:proofErr w:type="spellStart"/>
-      <w:r>
-        <w:t>Sort</w:t>
-      </w:r>
-      <w:proofErr w:type="spellEnd"/>
-      <w:r>
-        <w:t xml:space="preserve"> в худшем случае, быстро уходят вверх. А сортировка </w:t>
-      </w:r>
-      <w:proofErr w:type="spellStart"/>
-      <w:r>
-        <w:t>Студжа</w:t>
-      </w:r>
-      <w:proofErr w:type="spellEnd"/>
-      <w:r>
-        <w:t xml:space="preserve"> растёт ещё быстрее, поэтому в эксперименте она ограничена небольшими размерами </w:t>
-      </w:r>
-      <w:proofErr w:type="spellStart"/>
-      <w:proofErr w:type="gramStart"/>
-      <w:r>
-        <w:t>входа.Главный</w:t>
-      </w:r>
-      <w:proofErr w:type="spellEnd"/>
-      <w:proofErr w:type="gramEnd"/>
-      <w:r>
-        <w:t xml:space="preserve"> вывод из графика: </w:t>
-      </w:r>
-      <w:proofErr w:type="spellStart"/>
-      <w:r>
-        <w:t>Бэтчер</w:t>
-      </w:r>
-      <w:proofErr w:type="spellEnd"/>
-      <w:r>
-        <w:t xml:space="preserve"> не лучший для последовательного выполнения, но хорошо подходит для параллельных и аппаратных сценариев.</w:t>
-      </w:r>
-    </w:p>
-    <w:p>
-      <w:pPr>
-        <w:pStyle w:val="a7"/>
-      </w:pPr>
-    </w:p>
-    <w:p>
-      <w:pPr>
-        <w:pStyle w:val="editorthemeparagraph"/>
-        <w:numPr>
-          <w:ilvl w:val="0"/>
-          <w:numId w:val="1"/>
-        </w:numPr>
-      </w:pPr>
-      <w:r>
-        <w:t>В результате работы были получены точные формулы для сортировки Бэтчера: для операции слияния, для полной сортировки и для глубины сети.</w:t>
-      </w:r>
-      <w:r>
-        <w:t xml:space="preserve"> </w:t>
-      </w:r>
-      <w:r>
-        <w:t xml:space="preserve">Также были </w:t>
-      </w:r>
-      <w:r>
-        <w:lastRenderedPageBreak/>
-        <w:t>сформулированы условия, при которых метод рекуррентных соотношений применим напрямую. Это позволило классифицировать алгоритмы сортировки: какие анализируются раскруткой, а какие требуют вероятностного, амортизированного или прямого анализа.</w:t>
-      </w:r>
-      <w:r>
-        <w:t xml:space="preserve"> </w:t>
-      </w:r>
-      <w:r>
-        <w:t xml:space="preserve">Дополнительно было показано, что тот же подход применим к алгоритмам из криптографии и вычислительной алгебры, например к </w:t>
-      </w:r>
-      <w:proofErr w:type="spellStart"/>
-      <w:r>
-        <w:t>Карацубе</w:t>
-      </w:r>
-      <w:proofErr w:type="spellEnd"/>
-      <w:r>
-        <w:t xml:space="preserve">, FFT/NTT, </w:t>
-      </w:r>
-      <w:proofErr w:type="spellStart"/>
-      <w:r>
-        <w:t>Штрассену</w:t>
-      </w:r>
-      <w:proofErr w:type="spellEnd"/>
-      <w:r>
-        <w:t xml:space="preserve"> и деревьям Меркля.</w:t>
-      </w:r>
-      <w:r>
-        <w:t xml:space="preserve"> </w:t>
-      </w:r>
-      <w:r>
-        <w:t>Экспериментальная часть подтвердила полученные формулы и показала различие между классами сложности на практике.</w:t>
-      </w:r>
-    </w:p>
-    <w:p>
-      <w:pPr>
-        <w:pStyle w:val="a7"/>
-      </w:pPr>
-    </w:p>
-    <w:p>
-      <w:pPr>
-        <w:pStyle w:val="editorthemeparagraph"/>
-        <w:numPr>
-          <w:ilvl w:val="0"/>
-          <w:numId w:val="1"/>
-        </w:numPr>
-      </w:pPr>
-      <w:r>
-        <w:t xml:space="preserve">Все материалы работы доступны в репозитории </w:t>
-      </w:r>
-      <w:proofErr w:type="spellStart"/>
-      <w:r>
-        <w:t>GitHub</w:t>
-      </w:r>
-      <w:proofErr w:type="spellEnd"/>
-      <w:r>
-        <w:t>. В нём размещены исходные тексты, экспериментальные ноутбуки, реализации алгоритмов сортировки и дополнительные материалы.</w:t>
-      </w:r>
-      <w:r>
-        <w:t xml:space="preserve"> </w:t>
-      </w:r>
-      <w:proofErr w:type="gramStart"/>
-      <w:r>
-        <w:t>Спасибо</w:t>
-      </w:r>
-      <w:proofErr w:type="gramEnd"/>
-      <w:r>
-        <w:t xml:space="preserve"> за внимание. Готов ответить на вопросы.</w:t>
-      </w:r>
-    </w:p>
-    <w:p>
-      <w:pPr>
-        <w:pStyle w:val="editorthemeparagraph"/>
-        <w:ind w:left="720"/>
-      </w:pPr>
-    </w:p>
-    <w:p>
-      <w:pPr>
-        <w:pStyle w:val="editorthemeparagraph"/>
-        <w:ind w:left="360"/>
-      </w:pPr>
-    </w:p>
-    <w:p>
-      <w:pPr>
-        <w:pStyle w:val="editorthemeparagraph"/>
-        <w:ind w:left="360"/>
-      </w:pPr>
-    </w:p>
-    <w:p/>
     <w:sectPr>
       <w:pgSz w:w="11906" w:h="16838"/>
       <w:pgMar w:top="1134" w:right="850" w:bottom="1134" w:left="1701" w:header="708" w:footer="708" w:gutter="0"/>
@@ -1971,7 +1864,6 @@
   <w:style w:type="character" w:default="1" w:styleId="a0">
     <w:name w:val="Default Paragraph Font"/>
     <w:uiPriority w:val="1"/>
-    <w:semiHidden/>
     <w:unhideWhenUsed/>
   </w:style>
   <w:style w:type="table" w:default="1" w:styleId="a1">

--- a/Речь.docx
+++ b/Речь.docx
@@ -41,7 +41,7 @@
           <w:sz w:val="24"/>
           <w:szCs w:val="24"/>
         </w:rPr>
-        <w:t>. В качестве центрального примера в работе рассматривается чётно-нечётная сортировка слиянием Бэтчера — это сортировочная сеть с фиксированной структурой сравнений и высокой степенью параллелизма.</w:t>
+        <w:t xml:space="preserve">. В качестве центрального примера в работе рассматривается чётно-нечётная сортировка слиянием Бэтчера </w:t>
       </w:r>
     </w:p>
     <w:p>
@@ -64,10 +64,8 @@
           <w:lang w:eastAsia="ru-RU"/>
           <w14:ligatures w14:val="none"/>
         </w:rPr>
-        <w:t xml:space="preserve">Актуальность работы связана с тем, что объёмы обрабатываемых данных постоянно растут, а сортировка остаётся одной из базовых операций в информатике. При этом всё большую роль играют параллельные и аппаратные вычислительные системы. Для них важны алгоритмы с регулярной структурой, которые можно заранее разложить на независимые </w:t>
-      </w:r>
-      <w:proofErr w:type="spellStart"/>
-      <w:proofErr w:type="gramStart"/>
+        <w:t>Актуальность работы связана с тем,</w:t>
+      </w:r>
       <w:r>
         <w:rPr>
           <w:rFonts w:ascii="Times New Roman" w:eastAsia="Times New Roman" w:hAnsi="Times New Roman" w:cs="Times New Roman"/>
@@ -77,10 +75,8 @@
           <w:lang w:eastAsia="ru-RU"/>
           <w14:ligatures w14:val="none"/>
         </w:rPr>
-        <w:t>операции.Также</w:t>
-      </w:r>
-      <w:proofErr w:type="spellEnd"/>
-      <w:proofErr w:type="gramEnd"/>
+        <w:t xml:space="preserve"> что н</w:t>
+      </w:r>
       <w:r>
         <w:rPr>
           <w:rFonts w:ascii="Times New Roman" w:eastAsia="Times New Roman" w:hAnsi="Times New Roman" w:cs="Times New Roman"/>
@@ -90,7 +86,29 @@
           <w:lang w:eastAsia="ru-RU"/>
           <w14:ligatures w14:val="none"/>
         </w:rPr>
-        <w:t xml:space="preserve"> важно, что оценка сложности должна быть независимой от конкретного компьютера, языка программирования и конкретного набора данных. Иначе мы сравниваем не сами алгоритмы, а особенности реализации или тестового стенда. Поэтому используется асимптотический анализ: он показывает, как растёт сложность при увеличении размера входа. В работе сделан акцент на том, что сортировку Бэтчера, классические сортировки и некоторые алгоритмы из криптографии можно рассматривать через общий аппарат рекуррентных соотношений.</w:t>
+        <w:t>е существует в доступной учебной и научной литературе систематизированного изложения, в котором единым методом рекуррентных соотношений анализировались бы как сортировочные сети, так и широкий класс классических алгоритмов сортировки и алгоритмы смежных прикладных областей.</w:t>
+      </w:r>
+      <w:r>
+        <w:rPr>
+          <w:rFonts w:ascii="Times New Roman" w:eastAsia="Times New Roman" w:hAnsi="Times New Roman" w:cs="Times New Roman"/>
+          <w:kern w:val="0"/>
+          <w:sz w:val="24"/>
+          <w:szCs w:val="24"/>
+          <w:lang w:eastAsia="ru-RU"/>
+          <w14:ligatures w14:val="none"/>
+        </w:rPr>
+        <w:t xml:space="preserve"> </w:t>
+      </w:r>
+      <w:r>
+        <w:rPr>
+          <w:rFonts w:ascii="Times New Roman" w:eastAsia="Times New Roman" w:hAnsi="Times New Roman" w:cs="Times New Roman"/>
+          <w:kern w:val="0"/>
+          <w:sz w:val="24"/>
+          <w:szCs w:val="24"/>
+          <w:lang w:eastAsia="ru-RU"/>
+          <w14:ligatures w14:val="none"/>
+        </w:rPr>
+        <w:t>В работе сделан акцент на том, что сортировку Бэтчера, классические сортировки и некоторые алгоритмы из криптографии можно рассматривать через общий аппарат рекуррентных соотношений.</w:t>
       </w:r>
     </w:p>
     <w:p>
@@ -116,7 +134,13 @@
         <w:t xml:space="preserve"> </w:t>
       </w:r>
       <w:r>
-        <w:t>Сначала были систематизированы методы асимптотического анализа. Затем был подробно разобран алгоритм Бэтчера: для него были получены формулы числа компараторов и глубины сети. После этого тот же подход был применён к классическим сортировкам, были выделены случаи, где метод работает напрямую, и случаи, где требуются другие методы. Дополнительно показано, что тот же аппарат применим к алгоритмам из криптографии и вычислительной алгебры. В конце результаты были проверены экспериментально на Python.</w:t>
+        <w:t>Сначала были систематизированы методы асимптотического анализа. Затем был подробно разобран алгоритм Бэтчера: для него были получены формулы</w:t>
+      </w:r>
+      <w:r>
+        <w:t xml:space="preserve"> асимптотической сложности</w:t>
+      </w:r>
+      <w:r>
+        <w:t xml:space="preserve"> и глубины сети. После этого тот же подход был применён к классическим сортировкам, были выделены случаи, где метод работает напрямую, и случаи, где требуются другие методы. Дополнительно показано, что тот же аппарат применим к алгоритмам из вычислительной алгебры. В конце результаты были проверены экспериментально на Python.</w:t>
       </w:r>
     </w:p>
     <w:p>
@@ -129,13 +153,8 @@
       <w:r>
         <w:t xml:space="preserve"> </w:t>
       </w:r>
-      <w:proofErr w:type="gramStart"/>
-      <w:r>
-        <w:t>Сортировка</w:t>
-      </w:r>
-      <w:proofErr w:type="gramEnd"/>
-      <w:r>
-        <w:t xml:space="preserve"> Бэтчера — это не обычная сортировка с ветвлениями, как Quick </w:t>
+      <w:r>
+        <w:t xml:space="preserve">Сортировка Бэтчера — это не обычная сортировка с ветвлениями, как Quick </w:t>
       </w:r>
       <w:proofErr w:type="spellStart"/>
       <w:r>
@@ -157,7 +176,7 @@
         <w:t xml:space="preserve"> </w:t>
       </w:r>
       <w:r>
-        <w:t xml:space="preserve">Главное отличие от обычных сортировок состоит в том, что сеть не адаптируется к входу. Она всегда выполняет один и тот же набор сравнений. Это даёт предсказуемость и высокую параллельность. Для сортировки Бэтчера в работе была получена точная формула числа компараторов. Её асимптотика равна </w:t>
+        <w:t xml:space="preserve">Главное отличие от обычных сортировок состоит в том, что сеть не адаптируется к входу. Она всегда выполняет один и тот же набор сравнений. Для сортировки Бэтчера в работе была получена точная формула числа компараторов. Её асимптотика равна </w:t>
       </w:r>
       <m:oMath>
         <m:r>
@@ -328,60 +347,14 @@
       <w:r>
         <w:t xml:space="preserve"> </w:t>
       </w:r>
-      <w:proofErr w:type="gramStart"/>
-      <w:r>
-        <w:t>Но</w:t>
-      </w:r>
-      <w:proofErr w:type="gramEnd"/>
-      <w:r>
-        <w:t xml:space="preserve"> основным методом выбран метод раскрутки рекуррентных соотношений. Причина в том, что он позволяет получить не только порядок роста, например </w:t>
-      </w:r>
-      <w:r>
-        <w:rPr>
-          <w:rStyle w:val="mord"/>
-          <w:rFonts w:eastAsiaTheme="majorEastAsia"/>
-        </w:rPr>
-        <w:t>Θ</w:t>
-      </w:r>
-      <w:r>
-        <w:rPr>
-          <w:rStyle w:val="mopen"/>
-          <w:rFonts w:eastAsiaTheme="majorEastAsia"/>
-        </w:rPr>
-        <w:t>(</w:t>
-      </w:r>
-      <w:r>
-        <w:rPr>
-          <w:rStyle w:val="mord"/>
-          <w:rFonts w:eastAsiaTheme="majorEastAsia"/>
-        </w:rPr>
-        <w:t>n</w:t>
-      </w:r>
-      <w:r>
-        <w:rPr>
-          <w:rStyle w:val="mop"/>
-        </w:rPr>
-        <w:t>log</w:t>
-      </w:r>
-      <w:r>
-        <w:rPr>
-          <w:rStyle w:val="mord"/>
-          <w:rFonts w:eastAsiaTheme="majorEastAsia"/>
-        </w:rPr>
-        <w:t>2n</w:t>
-      </w:r>
-      <w:r>
-        <w:rPr>
-          <w:rStyle w:val="mclose"/>
-        </w:rPr>
-        <w:t>)</w:t>
-      </w:r>
-      <w:r>
-        <w:t xml:space="preserve">, но и точную формулу. Для сортировки Бэтчера это особенно важно, потому что число компараторов фиксировано, и его можно выразить </w:t>
-      </w:r>
-      <w:r>
-        <w:lastRenderedPageBreak/>
-        <w:t>точно.</w:t>
+      <w:r>
+        <w:t>Но основным методом выбран метод раскрутки рекуррентных соотношений. Причина в том, что он позволяет получить не только порядок роста</w:t>
+      </w:r>
+      <w:r>
+        <w:t xml:space="preserve">, </w:t>
+      </w:r>
+      <w:r>
+        <w:t>но и точную формулу. Для сортировки Бэтчера это особенно важно, потому что число компараторов фиксировано, и его можно выразить точно.</w:t>
       </w:r>
       <w:r>
         <w:t xml:space="preserve"> </w:t>
@@ -459,7 +432,11 @@
         <w:t>2m</w:t>
       </w:r>
       <w:r>
-        <w:t xml:space="preserve"> и последовательно подставляем рекуррентность саму в себя. После </w:t>
+        <w:t xml:space="preserve"> и </w:t>
+      </w:r>
+      <w:r>
+        <w:lastRenderedPageBreak/>
+        <w:t xml:space="preserve">последовательно подставляем рекуррентность саму в себя. После </w:t>
       </w:r>
       <w:r>
         <w:rPr>
@@ -573,24 +550,14 @@
       <w:r>
         <w:t xml:space="preserve"> </w:t>
       </w:r>
-      <w:proofErr w:type="gramStart"/>
-      <w:r>
-        <w:t>Первое</w:t>
-      </w:r>
-      <w:proofErr w:type="gramEnd"/>
-      <w:r>
-        <w:t xml:space="preserve"> — алгоритм должен иметь рекурсивную структуру. То есть задача размера n должна сводиться к подзадачам того же типа.</w:t>
-      </w:r>
-      <w:r>
-        <w:t xml:space="preserve"> </w:t>
-      </w:r>
-      <w:proofErr w:type="gramStart"/>
-      <w:r>
-        <w:t>Второе</w:t>
-      </w:r>
-      <w:proofErr w:type="gramEnd"/>
-      <w:r>
-        <w:t xml:space="preserve"> — размеры подзадач должны быть детерминированы. Например, у Бэтчера всегда возникают подзадачи размера n/2.</w:t>
+      <w:r>
+        <w:t>Первое — алгоритм должен иметь рекурсивную структуру. То есть задача размера n должна сводиться к подзадачам того же типа.</w:t>
+      </w:r>
+      <w:r>
+        <w:t xml:space="preserve"> </w:t>
+      </w:r>
+      <w:r>
+        <w:t>Второе — размеры подзадач должны быть детерминированы. Например, у Бэтчера всегда возникают подзадачи размера n/2.</w:t>
       </w:r>
       <w:r>
         <w:t xml:space="preserve"> </w:t>
@@ -765,14 +732,15 @@
         <w:pStyle w:val="editorthemeparagraph"/>
       </w:pPr>
       <w:r>
-        <w:t xml:space="preserve"> Дополнительно в работе показано, что тот же метод применим не только к </w:t>
-      </w:r>
-      <w:proofErr w:type="spellStart"/>
+        <w:t xml:space="preserve"> Дополнительно в работе показано, что тот же метод применим не только к сортировкам.</w:t>
+      </w:r>
+      <w:r>
+        <w:t xml:space="preserve"> </w:t>
+      </w:r>
       <w:proofErr w:type="gramStart"/>
       <w:r>
-        <w:t>сортировкам.Например</w:t>
-      </w:r>
-      <w:proofErr w:type="spellEnd"/>
+        <w:t>Например</w:t>
+      </w:r>
       <w:proofErr w:type="gramEnd"/>
       <w:r>
         <w:t>, алгоритм Карацубы для умножения больших чисел разбивает числа пополам и вместо четырёх умножений половинок выполняет три</w:t>
@@ -806,32 +774,22 @@
       </w:r>
       <w:proofErr w:type="spellEnd"/>
       <w:r>
-        <w:t xml:space="preserve"> для FFT, а также </w:t>
-      </w:r>
-      <w:proofErr w:type="spellStart"/>
-      <w:r>
-        <w:t>NTT.Оба</w:t>
-      </w:r>
-      <w:proofErr w:type="spellEnd"/>
-      <w:r>
-        <w:t xml:space="preserve"> алгоритма используют разбиение по чётности индексов. У Бэтчера отдельно обрабатываются элементы на чётных и нечётных позициях. В FFT отдельно рассматриваются чётные и нечётные коэффициенты.</w:t>
-      </w:r>
-      <w:r>
-        <w:t xml:space="preserve"> </w:t>
-      </w:r>
-      <w:proofErr w:type="gramStart"/>
-      <w:r>
-        <w:t>В</w:t>
-      </w:r>
-      <w:proofErr w:type="gramEnd"/>
-      <w:r>
-        <w:t xml:space="preserve"> обоих случаях получается две подзадачи размера n/2, а затем выполняется операция объединения. У Бэтчера это финальные компараторы, у FFT — операции «бабочки».</w:t>
-      </w:r>
-      <w:r>
-        <w:t xml:space="preserve"> </w:t>
-      </w:r>
-      <w:r>
-        <w:t xml:space="preserve">Это важно, потому что NTT используется в современных постквантовых криптографических схемах. </w:t>
+        <w:t xml:space="preserve"> для FFT, а также NTT.</w:t>
+      </w:r>
+      <w:r>
+        <w:t xml:space="preserve"> </w:t>
+      </w:r>
+      <w:r>
+        <w:t>Оба алгоритма используют разбиение по чётности индексов. У Бэтчера отдельно обрабатываются элементы на чётных и нечётных позициях. В FFT отдельно рассматриваются чётные и нечётные коэффициенты.</w:t>
+      </w:r>
+      <w:r>
+        <w:t xml:space="preserve"> </w:t>
+      </w:r>
+      <w:r>
+        <w:t>В обоих случаях получается две подзадачи размера n/2, а затем выполняется операция объединения. У Бэтчера это финальные компараторы, у FFT — операции «бабочки».</w:t>
+      </w:r>
+      <w:r>
+        <w:t xml:space="preserve"> </w:t>
       </w:r>
     </w:p>
     <w:p>
@@ -895,22 +853,13 @@
         </m:sSup>
       </m:oMath>
       <w:r>
-        <w:t xml:space="preserve">.На графике показаны две кривые: теоретическая и эмпирическая. Они полностью совпадают. Это </w:t>
-      </w:r>
-      <w:r>
-        <w:lastRenderedPageBreak/>
-        <w:t>ожидаемо, потому что сортировка Бэтчера является сортировочной сетью, и число сравнений не зависит от входных данных.</w:t>
-      </w:r>
-      <w:r>
-        <w:t xml:space="preserve"> </w:t>
-      </w:r>
-      <w:proofErr w:type="gramStart"/>
-      <w:r>
-        <w:t>Таким</w:t>
-      </w:r>
-      <w:proofErr w:type="gramEnd"/>
-      <w:r>
-        <w:t xml:space="preserve"> образом, эксперимент подтверждает точную формулу для числа компараторов полной сети.</w:t>
+        <w:t>.На графике показаны две кривые: теоретическая и эмпирическая. Они полностью совпадают. Это ожидаемо, потому что сортировка Бэтчера является сортировочной сетью, и число сравнений не зависит от входных данных.</w:t>
+      </w:r>
+      <w:r>
+        <w:t xml:space="preserve"> </w:t>
+      </w:r>
+      <w:r>
+        <w:t>Таким образом, эксперимент подтверждает точную формулу для числа компараторов полной сети.</w:t>
       </w:r>
     </w:p>
     <w:p>
@@ -1024,18 +973,17 @@
         <w:t>2n</w:t>
       </w:r>
       <w:r>
-        <w:t>. Но они имеют другое преимущество — фиксированную структуру и хорошую параллельность.</w:t>
-      </w:r>
-      <w:r>
-        <w:t xml:space="preserve"> </w:t>
-      </w:r>
-      <w:proofErr w:type="gramStart"/>
-      <w:r>
-        <w:t>Квадратичные</w:t>
-      </w:r>
-      <w:proofErr w:type="gramEnd"/>
-      <w:r>
-        <w:t xml:space="preserve"> алгоритмы, такие как </w:t>
+        <w:t xml:space="preserve">. Но они имеют другое преимущество — </w:t>
+      </w:r>
+      <w:r>
+        <w:lastRenderedPageBreak/>
+        <w:t>фиксированную структуру и хорошую параллельность.</w:t>
+      </w:r>
+      <w:r>
+        <w:t xml:space="preserve"> </w:t>
+      </w:r>
+      <w:r>
+        <w:t xml:space="preserve">Квадратичные алгоритмы, такие как </w:t>
       </w:r>
       <w:proofErr w:type="spellStart"/>
       <w:r>
@@ -1072,13 +1020,8 @@
       <w:r>
         <w:t xml:space="preserve"> </w:t>
       </w:r>
-      <w:proofErr w:type="gramStart"/>
-      <w:r>
-        <w:t>Главный</w:t>
-      </w:r>
-      <w:proofErr w:type="gramEnd"/>
-      <w:r>
-        <w:t xml:space="preserve"> вывод из графика: </w:t>
+      <w:r>
+        <w:t xml:space="preserve">Главный вывод из графика: </w:t>
       </w:r>
       <w:proofErr w:type="spellStart"/>
       <w:r>
@@ -1086,7 +1029,13 @@
       </w:r>
       <w:proofErr w:type="spellEnd"/>
       <w:r>
-        <w:t xml:space="preserve"> не лучший для последовательного выполнения, но хорошо подходит для параллельных и аппаратных сценариев.</w:t>
+        <w:t xml:space="preserve"> не лучший для последовательного выполнения, но хорошо подходит</w:t>
+      </w:r>
+      <w:r>
+        <w:t xml:space="preserve"> если ее можно распараллелить</w:t>
+      </w:r>
+      <w:r>
+        <w:t>.</w:t>
       </w:r>
     </w:p>
     <w:p>
@@ -1094,7 +1043,13 @@
         <w:pStyle w:val="editorthemeparagraph"/>
       </w:pPr>
       <w:r>
-        <w:t xml:space="preserve">В результате работы были получены точные формулы для сортировки Бэтчера: для операции слияния, для полной сортировки и для глубины сети. Также были сформулированы условия, при которых метод рекуррентных соотношений применим напрямую. Это позволило классифицировать алгоритмы сортировки: какие анализируются раскруткой, а какие требуют вероятностного, амортизированного или прямого анализа. Дополнительно было показано, что тот же подход применим к алгоритмам вычислительной алгебры, например к </w:t>
+        <w:t xml:space="preserve">В результате работы были получены точные формулы для сортировки Бэтчера: для операции слияния, для полной сортировки и для глубины сети. Также были сформулированы условия, при которых метод рекуррентных соотношений применим напрямую. Это позволило классифицировать алгоритмы сортировки: какие анализируются раскруткой, а какие требуют </w:t>
+      </w:r>
+      <w:r>
+        <w:t xml:space="preserve">другого вида </w:t>
+      </w:r>
+      <w:r>
+        <w:t xml:space="preserve">анализа. Дополнительно было показано, что тот же подход применим к алгоритмам вычислительной алгебры, например к </w:t>
       </w:r>
       <w:proofErr w:type="spellStart"/>
       <w:r>

--- a/Речь.docx
+++ b/Речь.docx
@@ -41,7 +41,7 @@
           <w:sz w:val="24"/>
           <w:szCs w:val="24"/>
         </w:rPr>
-        <w:t xml:space="preserve">. В качестве центрального примера в работе рассматривается чётно-нечётная сортировка слиянием Бэтчера </w:t>
+        <w:t xml:space="preserve">. </w:t>
       </w:r>
     </w:p>
     <w:p>
@@ -326,7 +326,7 @@
         </m:r>
       </m:oMath>
       <w:r>
-        <w:t>. Именно глубина делает этот алгоритм интересным для параллельных и аппаратных реализаций.</w:t>
+        <w:t>. Именно глубина делает этот алгоритм интересным для параллельных.</w:t>
       </w:r>
     </w:p>
     <w:p>
@@ -432,66 +432,66 @@
         <w:t>2m</w:t>
       </w:r>
       <w:r>
-        <w:t xml:space="preserve"> и </w:t>
+        <w:t xml:space="preserve"> и последовательно подставляем рекуррентность саму в себя. После </w:t>
+      </w:r>
+      <w:r>
+        <w:rPr>
+          <w:rStyle w:val="mord"/>
+          <w:rFonts w:eastAsiaTheme="majorEastAsia"/>
+        </w:rPr>
+        <w:t>k</w:t>
+      </w:r>
+      <w:r>
+        <w:t xml:space="preserve"> шагов получается общая формула. Когда мы доходим до базового случая </w:t>
+      </w:r>
+      <w:proofErr w:type="gramStart"/>
+      <w:r>
+        <w:rPr>
+          <w:rStyle w:val="mord"/>
+          <w:rFonts w:eastAsiaTheme="majorEastAsia"/>
+        </w:rPr>
+        <w:t>M</w:t>
+      </w:r>
+      <w:r>
+        <w:rPr>
+          <w:rStyle w:val="mopen"/>
+        </w:rPr>
+        <w:t>(</w:t>
+      </w:r>
+      <w:proofErr w:type="gramEnd"/>
+      <w:r>
+        <w:rPr>
+          <w:rStyle w:val="mord"/>
+          <w:rFonts w:eastAsiaTheme="majorEastAsia"/>
+        </w:rPr>
+        <w:t>2</w:t>
+      </w:r>
+      <w:r>
+        <w:rPr>
+          <w:rStyle w:val="mclose"/>
+        </w:rPr>
+        <w:t>)</w:t>
+      </w:r>
+      <w:r>
+        <w:rPr>
+          <w:rStyle w:val="mrel"/>
+          <w:rFonts w:eastAsiaTheme="majorEastAsia"/>
+        </w:rPr>
+        <w:t>=</w:t>
+      </w:r>
+      <w:r>
+        <w:rPr>
+          <w:rStyle w:val="mord"/>
+          <w:rFonts w:eastAsiaTheme="majorEastAsia"/>
+        </w:rPr>
+        <w:t>1</w:t>
+      </w:r>
+      <w:r>
+        <w:t xml:space="preserve">, получаем точную </w:t>
       </w:r>
       <w:r>
         <w:lastRenderedPageBreak/>
-        <w:t xml:space="preserve">последовательно подставляем рекуррентность саму в себя. После </w:t>
-      </w:r>
-      <w:r>
-        <w:rPr>
-          <w:rStyle w:val="mord"/>
-          <w:rFonts w:eastAsiaTheme="majorEastAsia"/>
-        </w:rPr>
-        <w:t>k</w:t>
-      </w:r>
-      <w:r>
-        <w:t xml:space="preserve"> шагов получается общая формула. Когда мы доходим до базового случая </w:t>
-      </w:r>
-      <w:proofErr w:type="gramStart"/>
-      <w:r>
-        <w:rPr>
-          <w:rStyle w:val="mord"/>
-          <w:rFonts w:eastAsiaTheme="majorEastAsia"/>
-        </w:rPr>
-        <w:t>M</w:t>
-      </w:r>
-      <w:r>
-        <w:rPr>
-          <w:rStyle w:val="mopen"/>
-        </w:rPr>
-        <w:t>(</w:t>
-      </w:r>
-      <w:proofErr w:type="gramEnd"/>
-      <w:r>
-        <w:rPr>
-          <w:rStyle w:val="mord"/>
-          <w:rFonts w:eastAsiaTheme="majorEastAsia"/>
-        </w:rPr>
-        <w:t>2</w:t>
-      </w:r>
-      <w:r>
-        <w:rPr>
-          <w:rStyle w:val="mclose"/>
-        </w:rPr>
-        <w:t>)</w:t>
-      </w:r>
-      <w:r>
-        <w:rPr>
-          <w:rStyle w:val="mrel"/>
-          <w:rFonts w:eastAsiaTheme="majorEastAsia"/>
-        </w:rPr>
-        <w:t>=</w:t>
-      </w:r>
-      <w:r>
-        <w:rPr>
-          <w:rStyle w:val="mord"/>
-          <w:rFonts w:eastAsiaTheme="majorEastAsia"/>
-        </w:rPr>
-        <w:t>1</w:t>
-      </w:r>
-      <w:r>
-        <w:t xml:space="preserve">, получаем точную формулу: Это пример того, почему метод раскрутки удобен: он не просто говорит, что сложность </w:t>
+        <w:t xml:space="preserve">формулу: Это пример того, почему метод раскрутки удобен: он не просто говорит, что сложность </w:t>
       </w:r>
       <w:r>
         <w:rPr>
@@ -737,13 +737,8 @@
       <w:r>
         <w:t xml:space="preserve"> </w:t>
       </w:r>
-      <w:proofErr w:type="gramStart"/>
-      <w:r>
-        <w:t>Например</w:t>
-      </w:r>
-      <w:proofErr w:type="gramEnd"/>
-      <w:r>
-        <w:t>, алгоритм Карацубы для умножения больших чисел разбивает числа пополам и вместо четырёх умножений половинок выполняет три</w:t>
+      <w:r>
+        <w:t>Например, алгоритм Карацубы для умножения больших чисел разбивает числа пополам и вместо четырёх умножений половинок выполняет три</w:t>
       </w:r>
       <w:r>
         <w:t>.</w:t>
@@ -973,41 +968,41 @@
         <w:t>2n</w:t>
       </w:r>
       <w:r>
-        <w:t xml:space="preserve">. Но они имеют другое преимущество — </w:t>
+        <w:t>. Но они имеют другое преимущество — фиксированную структуру и хорошую параллельность.</w:t>
+      </w:r>
+      <w:r>
+        <w:t xml:space="preserve"> </w:t>
+      </w:r>
+      <w:r>
+        <w:t xml:space="preserve">Квадратичные алгоритмы, такие как </w:t>
+      </w:r>
+      <w:proofErr w:type="spellStart"/>
+      <w:r>
+        <w:t>Insertion</w:t>
+      </w:r>
+      <w:proofErr w:type="spellEnd"/>
+      <w:r>
+        <w:t xml:space="preserve"> </w:t>
+      </w:r>
+      <w:proofErr w:type="spellStart"/>
+      <w:r>
+        <w:t>Sort</w:t>
+      </w:r>
+      <w:proofErr w:type="spellEnd"/>
+      <w:r>
+        <w:t xml:space="preserve"> в худшем случае и Quick </w:t>
+      </w:r>
+      <w:proofErr w:type="spellStart"/>
+      <w:r>
+        <w:t>Sort</w:t>
+      </w:r>
+      <w:proofErr w:type="spellEnd"/>
+      <w:r>
+        <w:t xml:space="preserve"> в худшем случае, быстро уходят вверх. А </w:t>
       </w:r>
       <w:r>
         <w:lastRenderedPageBreak/>
-        <w:t>фиксированную структуру и хорошую параллельность.</w:t>
-      </w:r>
-      <w:r>
-        <w:t xml:space="preserve"> </w:t>
-      </w:r>
-      <w:r>
-        <w:t xml:space="preserve">Квадратичные алгоритмы, такие как </w:t>
-      </w:r>
-      <w:proofErr w:type="spellStart"/>
-      <w:r>
-        <w:t>Insertion</w:t>
-      </w:r>
-      <w:proofErr w:type="spellEnd"/>
-      <w:r>
-        <w:t xml:space="preserve"> </w:t>
-      </w:r>
-      <w:proofErr w:type="spellStart"/>
-      <w:r>
-        <w:t>Sort</w:t>
-      </w:r>
-      <w:proofErr w:type="spellEnd"/>
-      <w:r>
-        <w:t xml:space="preserve"> в худшем случае и Quick </w:t>
-      </w:r>
-      <w:proofErr w:type="spellStart"/>
-      <w:r>
-        <w:t>Sort</w:t>
-      </w:r>
-      <w:proofErr w:type="spellEnd"/>
-      <w:r>
-        <w:t xml:space="preserve"> в худшем случае, быстро уходят вверх. А сортировка </w:t>
+        <w:t xml:space="preserve">сортировка </w:t>
       </w:r>
       <w:proofErr w:type="spellStart"/>
       <w:r>
@@ -1819,6 +1814,7 @@
   <w:style w:type="character" w:default="1" w:styleId="a0">
     <w:name w:val="Default Paragraph Font"/>
     <w:uiPriority w:val="1"/>
+    <w:semiHidden/>
     <w:unhideWhenUsed/>
   </w:style>
   <w:style w:type="table" w:default="1" w:styleId="a1">

--- a/Речь.docx
+++ b/Речь.docx
@@ -326,7 +326,7 @@
         </m:r>
       </m:oMath>
       <w:r>
-        <w:t>. Именно глубина делает этот алгоритм интересным для параллельных.</w:t>
+        <w:t>.</w:t>
       </w:r>
     </w:p>
     <w:p>
@@ -580,17 +580,16 @@
         <w:t>А на</w:t>
       </w:r>
       <w:r>
-        <w:t xml:space="preserve"> этом слайде показано, какие сортировки соответствуют условиям применимости </w:t>
-      </w:r>
-      <w:proofErr w:type="spellStart"/>
-      <w:proofErr w:type="gramStart"/>
-      <w:r>
-        <w:t>метода.Сортировка</w:t>
-      </w:r>
-      <w:proofErr w:type="spellEnd"/>
-      <w:proofErr w:type="gramEnd"/>
-      <w:r>
-        <w:t xml:space="preserve"> Бэтчера, </w:t>
+        <w:t xml:space="preserve"> этом слайде показано, какие сортировки соответствуют условиям применимости метода.</w:t>
+      </w:r>
+      <w:r>
+        <w:t xml:space="preserve"> </w:t>
+      </w:r>
+      <w:r>
+        <w:t>с</w:t>
+      </w:r>
+      <w:r>
+        <w:t xml:space="preserve">ортировка Бэтчера, </w:t>
       </w:r>
       <w:proofErr w:type="spellStart"/>
       <w:r>
